--- a/docs/Bao_cao_Tien_do_Dot_2_Nguyen_Thach_Thao.docx
+++ b/docs/Bao_cao_Tien_do_Dot_2_Nguyen_Thach_Thao.docx
@@ -2,93 +2,6 @@
 <file path=word/document.xml><?xml version="1.0" encoding="utf-8"?>
 <w:document xmlns:wpc="http://schemas.microsoft.com/office/word/2010/wordprocessingCanvas" xmlns:cx="http://schemas.microsoft.com/office/drawing/2014/chartex" xmlns:cx1="http://schemas.microsoft.com/office/drawing/2015/9/8/chartex" xmlns:cx2="http://schemas.microsoft.com/office/drawing/2015/10/21/chartex" xmlns:cx3="http://schemas.microsoft.com/office/drawing/2016/5/9/chartex" xmlns:cx4="http://schemas.microsoft.com/office/drawing/2016/5/10/chartex" xmlns:cx5="http://schemas.microsoft.com/office/drawing/2016/5/11/chartex" xmlns:cx6="http://schemas.microsoft.com/office/drawing/2016/5/12/chartex" xmlns:cx7="http://schemas.microsoft.com/office/drawing/2016/5/13/chartex" xmlns:cx8="http://schemas.microsoft.com/office/drawing/2016/5/14/chartex" xmlns:mc="http://schemas.openxmlformats.org/markup-compatibility/2006" xmlns:o="urn:schemas-microsoft-com:office:office" xmlns:r="http://schemas.openxmlformats.org/officeDocument/2006/relationships" xmlns:m="http://schemas.openxmlformats.org/officeDocument/2006/math" xmlns:v="urn:schemas-microsoft-com:vml" xmlns:wp14="http://schemas.microsoft.com/office/word/2010/wordprocessingDrawing" xmlns:wp="http://schemas.openxmlformats.org/drawingml/2006/wordprocessingDrawing" xmlns:w="http://schemas.openxmlformats.org/wordprocessingml/2006/main" xmlns:w14="http://schemas.microsoft.com/office/word/2010/wordml" xmlns:w10="urn:schemas-microsoft-com:office:word" xmlns:w15="http://schemas.microsoft.com/office/word/2012/wordml" xmlns:wpg="http://schemas.microsoft.com/office/word/2010/wordprocessingGroup" xmlns:wpi="http://schemas.microsoft.com/office/word/2010/wordprocessingInk" xmlns:wne="http://schemas.microsoft.com/office/word/2006/wordml" xmlns:wps="http://schemas.microsoft.com/office/word/2010/wordprocessingShape" xmlns:wpsCustomData="http://www.wps.cn/officeDocument/2013/wpsCustomData" mc:Ignorable="w14 w15 wp14">
   <w:body>
-    <w:p>
-      <w:pPr>
-        <w:spacing w:after="40"/>
-        <w:jc w:val="center"/>
-      </w:pPr>
-      <w:r>
-        <w:rPr>
-          <w:rFonts w:ascii="Times New Roman" w:hAnsi="Times New Roman"/>
-          <w:b/>
-          <w:color w:val="2B547E"/>
-          <w:sz w:val="22"/>
-        </w:rPr>
-        <w:t>BỘ GIÁO DỤC VÀ ĐÀO TẠO — TRƯỜNG ĐẠI HỌC ...</w:t>
-      </w:r>
-      <w:r>
-        <w:rPr>
-          <w:rFonts w:ascii="Times New Roman" w:hAnsi="Times New Roman"/>
-          <w:b/>
-          <w:color w:val="2B547E"/>
-          <w:sz w:val="22"/>
-        </w:rPr>
-        <w:br w:type="textWrapping"/>
-      </w:r>
-      <w:r>
-        <w:rPr>
-          <w:rFonts w:ascii="Times New Roman" w:hAnsi="Times New Roman"/>
-          <w:b/>
-          <w:color w:val="2B547E"/>
-          <w:sz w:val="22"/>
-        </w:rPr>
-        <w:t>KHOA HỆ THỐNG THÔNG TIN QUẢN LÝ (MIS)</w:t>
-      </w:r>
-    </w:p>
-    <w:p>
-      <w:pPr>
-        <w:spacing w:after="280"/>
-        <w:jc w:val="center"/>
-      </w:pPr>
-      <w:r>
-        <w:rPr>
-          <w:color w:val="1B365D"/>
-        </w:rPr>
-        <w:t>━━━━━━━ ★ ━━━━━━━</w:t>
-      </w:r>
-    </w:p>
-    <w:p>
-      <w:pPr>
-        <w:spacing w:before="120" w:after="160"/>
-        <w:jc w:val="center"/>
-      </w:pPr>
-      <w:r>
-        <w:rPr>
-          <w:rFonts w:ascii="Times New Roman" w:hAnsi="Times New Roman"/>
-          <w:b/>
-          <w:color w:val="1B365D"/>
-          <w:sz w:val="36"/>
-        </w:rPr>
-        <w:t>BÁO CÁO TIẾN ĐỘ THỰC HIỆN ĐỒ ÁN TỐT NGHIỆP</w:t>
-      </w:r>
-      <w:r>
-        <w:rPr>
-          <w:rFonts w:ascii="Times New Roman" w:hAnsi="Times New Roman"/>
-          <w:b/>
-          <w:color w:val="1B365D"/>
-          <w:sz w:val="36"/>
-        </w:rPr>
-        <w:br w:type="textWrapping"/>
-      </w:r>
-      <w:r>
-        <w:rPr>
-          <w:rFonts w:ascii="Times New Roman" w:hAnsi="Times New Roman"/>
-          <w:b/>
-          <w:color w:val="2B547E"/>
-          <w:sz w:val="26"/>
-        </w:rPr>
-        <w:t>ĐỢT 2: HOÀN THIỆN CSDL, BACKEND, MÔ HÌNH AI &amp; LẬP LỊCH TỐI ƯU TOÀN CỤC</w:t>
-      </w:r>
-      <w:r>
-        <w:rPr>
-          <w:rFonts w:ascii="Times New Roman" w:hAnsi="Times New Roman"/>
-          <w:b/>
-          <w:color w:val="2B547E"/>
-          <w:sz w:val="26"/>
-        </w:rPr>
-        <w:br w:type="textWrapping"/>
-      </w:r>
-    </w:p>
     <w:tbl>
       <w:tblPr>
         <w:tblStyle w:val="12"/>
@@ -137,31 +50,11 @@
         <w:tc>
           <w:tcPr>
             <w:tcW w:w="2880" w:type="dxa"/>
-            <w:shd w:val="clear" w:color="auto" w:fill="F4F6F9"/>
-            <w:tcMar>
-              <w:top w:w="70" w:type="dxa"/>
-              <w:left w:w="120" w:type="dxa"/>
-              <w:bottom w:w="70" w:type="dxa"/>
-              <w:right w:w="100" w:type="dxa"/>
-            </w:tcMar>
-          </w:tcPr>
-          <w:p>
-            <w:pPr>
-              <w:spacing w:after="0"/>
-            </w:pPr>
-            <w:r>
-              <w:rPr>
-                <w:b/>
-                <w:color w:val="1B365D"/>
-                <w:sz w:val="21"/>
-              </w:rPr>
-              <w:t>Tên đề tài:</w:t>
-            </w:r>
-          </w:p>
-        </w:tc>
-        <w:tc>
-          <w:tcPr>
-            <w:tcW w:w="6192" w:type="dxa"/>
+            <w:tcBorders>
+              <w:top w:val="nil"/>
+              <w:bottom w:val="nil"/>
+              <w:tl2br w:val="nil"/>
+            </w:tcBorders>
             <w:shd w:val="clear" w:color="auto" w:fill="FFFFFF"/>
             <w:tcMar>
               <w:top w:w="70" w:type="dxa"/>
@@ -172,65 +65,30 @@
           </w:tcPr>
           <w:p>
             <w:pPr>
-              <w:spacing w:after="0"/>
+              <w:spacing w:after="0" w:line="360" w:lineRule="auto"/>
+              <w:jc w:val="left"/>
+              <w:rPr>
+                <w:b w:val="0"/>
+                <w:color w:val="000000"/>
+              </w:rPr>
             </w:pPr>
             <w:r>
               <w:rPr>
+                <w:b w:val="0"/>
+                <w:color w:val="000000"/>
                 <w:sz w:val="21"/>
               </w:rPr>
-              <w:t>Nghiên cứu và thiết kế hệ thống thông tin quản lý dịch vụ chăm sóc sức khỏe tại nhà tích hợp AI hỗ trợ lập lịch và điều phối nhân sự y tế</w:t>
-            </w:r>
-          </w:p>
-        </w:tc>
-      </w:tr>
-      <w:tr>
-        <w:tblPrEx>
-          <w:tblBorders>
-            <w:top w:val="single" w:color="B0C4DE" w:sz="6" w:space="0"/>
-            <w:left w:val="none" w:color="auto" w:sz="0" w:space="0"/>
-            <w:bottom w:val="single" w:color="B0C4DE" w:sz="6" w:space="0"/>
-            <w:right w:val="none" w:color="auto" w:sz="0" w:space="0"/>
-            <w:insideH w:val="single" w:color="B0C4DE" w:sz="6" w:space="0"/>
-            <w:insideV w:val="none" w:color="auto" w:sz="0" w:space="0"/>
-          </w:tblBorders>
-          <w:tblCellMar>
-            <w:top w:w="0" w:type="dxa"/>
-            <w:left w:w="108" w:type="dxa"/>
-            <w:bottom w:w="0" w:type="dxa"/>
-            <w:right w:w="108" w:type="dxa"/>
-          </w:tblCellMar>
-        </w:tblPrEx>
-        <w:trPr>
-          <w:jc w:val="center"/>
-        </w:trPr>
-        <w:tc>
-          <w:tcPr>
-            <w:tcW w:w="2880" w:type="dxa"/>
-            <w:shd w:val="clear" w:color="auto" w:fill="F4F6F9"/>
-            <w:tcMar>
-              <w:top w:w="70" w:type="dxa"/>
-              <w:left w:w="120" w:type="dxa"/>
-              <w:bottom w:w="70" w:type="dxa"/>
-              <w:right w:w="100" w:type="dxa"/>
-            </w:tcMar>
-          </w:tcPr>
-          <w:p>
-            <w:pPr>
-              <w:spacing w:after="0"/>
-            </w:pPr>
-            <w:r>
-              <w:rPr>
-                <w:b/>
-                <w:color w:val="1B365D"/>
-                <w:sz w:val="21"/>
-              </w:rPr>
-              <w:t>Sinh viên thực hiện:</w:t>
+              <w:t>Mã nguồn &amp; Repository:</w:t>
             </w:r>
           </w:p>
         </w:tc>
         <w:tc>
           <w:tcPr>
             <w:tcW w:w="6192" w:type="dxa"/>
+            <w:tcBorders>
+              <w:top w:val="nil"/>
+              <w:bottom w:val="nil"/>
+            </w:tcBorders>
             <w:shd w:val="clear" w:color="auto" w:fill="FFFFFF"/>
             <w:tcMar>
               <w:top w:w="70" w:type="dxa"/>
@@ -241,153 +99,39 @@
           </w:tcPr>
           <w:p>
             <w:pPr>
-              <w:spacing w:after="0"/>
+              <w:spacing w:after="0" w:line="360" w:lineRule="auto"/>
+              <w:jc w:val="left"/>
+              <w:rPr>
+                <w:b w:val="0"/>
+                <w:color w:val="000000"/>
+                <w:sz w:val="21"/>
+              </w:rPr>
             </w:pPr>
             <w:r>
               <w:rPr>
+                <w:b w:val="0"/>
+                <w:color w:val="000000"/>
                 <w:sz w:val="21"/>
               </w:rPr>
-              <w:t>Nguyễn Thạch Thảo  —  Lớp: 65.TTQL_1 (Chuyên ngành MIS)</w:t>
+              <w:t xml:space="preserve">https://github.com/thachthaok5/home-healthcare-system  </w:t>
             </w:r>
           </w:p>
-        </w:tc>
-      </w:tr>
-      <w:tr>
-        <w:tblPrEx>
-          <w:tblBorders>
-            <w:top w:val="single" w:color="B0C4DE" w:sz="6" w:space="0"/>
-            <w:left w:val="none" w:color="auto" w:sz="0" w:space="0"/>
-            <w:bottom w:val="single" w:color="B0C4DE" w:sz="6" w:space="0"/>
-            <w:right w:val="none" w:color="auto" w:sz="0" w:space="0"/>
-            <w:insideH w:val="single" w:color="B0C4DE" w:sz="6" w:space="0"/>
-            <w:insideV w:val="none" w:color="auto" w:sz="0" w:space="0"/>
-          </w:tblBorders>
-          <w:tblCellMar>
-            <w:top w:w="0" w:type="dxa"/>
-            <w:left w:w="108" w:type="dxa"/>
-            <w:bottom w:w="0" w:type="dxa"/>
-            <w:right w:w="108" w:type="dxa"/>
-          </w:tblCellMar>
-        </w:tblPrEx>
-        <w:trPr>
-          <w:jc w:val="center"/>
-        </w:trPr>
-        <w:tc>
-          <w:tcPr>
-            <w:tcW w:w="2880" w:type="dxa"/>
-            <w:shd w:val="clear" w:color="auto" w:fill="F4F6F9"/>
-            <w:tcMar>
-              <w:top w:w="70" w:type="dxa"/>
-              <w:left w:w="120" w:type="dxa"/>
-              <w:bottom w:w="70" w:type="dxa"/>
-              <w:right w:w="100" w:type="dxa"/>
-            </w:tcMar>
-          </w:tcPr>
           <w:p>
             <w:pPr>
-              <w:spacing w:after="0"/>
+              <w:spacing w:after="0" w:line="360" w:lineRule="auto"/>
+              <w:jc w:val="left"/>
+              <w:rPr>
+                <w:b w:val="0"/>
+                <w:color w:val="000000"/>
+              </w:rPr>
             </w:pPr>
             <w:r>
               <w:rPr>
-                <w:b/>
-                <w:color w:val="1B365D"/>
+                <w:b w:val="0"/>
+                <w:color w:val="000000"/>
                 <w:sz w:val="21"/>
               </w:rPr>
-              <w:t>Kính gửi:</w:t>
-            </w:r>
-          </w:p>
-        </w:tc>
-        <w:tc>
-          <w:tcPr>
-            <w:tcW w:w="6192" w:type="dxa"/>
-            <w:shd w:val="clear" w:color="auto" w:fill="FFFFFF"/>
-            <w:tcMar>
-              <w:top w:w="70" w:type="dxa"/>
-              <w:left w:w="120" w:type="dxa"/>
-              <w:bottom w:w="70" w:type="dxa"/>
-              <w:right w:w="100" w:type="dxa"/>
-            </w:tcMar>
-          </w:tcPr>
-          <w:p>
-            <w:pPr>
-              <w:spacing w:after="0"/>
-            </w:pPr>
-            <w:r>
-              <w:rPr>
-                <w:sz w:val="21"/>
-              </w:rPr>
-              <w:t>Giảng viên Hướng dẫn Đồ án tốt nghiệp</w:t>
-            </w:r>
-          </w:p>
-        </w:tc>
-      </w:tr>
-      <w:tr>
-        <w:tblPrEx>
-          <w:tblBorders>
-            <w:top w:val="single" w:color="B0C4DE" w:sz="6" w:space="0"/>
-            <w:left w:val="none" w:color="auto" w:sz="0" w:space="0"/>
-            <w:bottom w:val="single" w:color="B0C4DE" w:sz="6" w:space="0"/>
-            <w:right w:val="none" w:color="auto" w:sz="0" w:space="0"/>
-            <w:insideH w:val="single" w:color="B0C4DE" w:sz="6" w:space="0"/>
-            <w:insideV w:val="none" w:color="auto" w:sz="0" w:space="0"/>
-          </w:tblBorders>
-          <w:tblCellMar>
-            <w:top w:w="0" w:type="dxa"/>
-            <w:left w:w="108" w:type="dxa"/>
-            <w:bottom w:w="0" w:type="dxa"/>
-            <w:right w:w="108" w:type="dxa"/>
-          </w:tblCellMar>
-        </w:tblPrEx>
-        <w:trPr>
-          <w:jc w:val="center"/>
-        </w:trPr>
-        <w:tc>
-          <w:tcPr>
-            <w:tcW w:w="2880" w:type="dxa"/>
-            <w:shd w:val="clear" w:color="auto" w:fill="F4F6F9"/>
-            <w:tcMar>
-              <w:top w:w="70" w:type="dxa"/>
-              <w:left w:w="120" w:type="dxa"/>
-              <w:bottom w:w="70" w:type="dxa"/>
-              <w:right w:w="100" w:type="dxa"/>
-            </w:tcMar>
-          </w:tcPr>
-          <w:p>
-            <w:pPr>
-              <w:spacing w:after="0"/>
-            </w:pPr>
-            <w:r>
-              <w:rPr>
-                <w:b/>
-                <w:color w:val="1B365D"/>
-                <w:sz w:val="21"/>
-              </w:rPr>
-              <w:t>Mã nguồn &amp; Repository:</w:t>
-            </w:r>
-          </w:p>
-        </w:tc>
-        <w:tc>
-          <w:tcPr>
-            <w:tcW w:w="6192" w:type="dxa"/>
-            <w:shd w:val="clear" w:color="auto" w:fill="FFFFFF"/>
-            <w:tcMar>
-              <w:top w:w="70" w:type="dxa"/>
-              <w:left w:w="120" w:type="dxa"/>
-              <w:bottom w:w="70" w:type="dxa"/>
-              <w:right w:w="100" w:type="dxa"/>
-            </w:tcMar>
-          </w:tcPr>
-          <w:p>
-            <w:pPr>
-              <w:spacing w:after="0"/>
-            </w:pPr>
-            <w:r>
-              <w:rPr>
-                <w:b/>
-                <w:color w:val="0066CC"/>
-                <w:sz w:val="21"/>
-              </w:rPr>
-              <w:t>https://github.com/thachthaok5/home-healthcare-system  (Nhánh: main)</w:t>
+              <w:t>(Nhánh: main)</w:t>
             </w:r>
           </w:p>
         </w:tc>
@@ -395,13 +139,15 @@
     </w:tbl>
     <w:p>
       <w:pPr>
-        <w:spacing w:after="240"/>
+        <w:spacing w:after="240" w:line="360" w:lineRule="auto"/>
+        <w:jc w:val="left"/>
       </w:pPr>
     </w:p>
     <w:p>
       <w:pPr>
         <w:pStyle w:val="2"/>
-        <w:spacing w:before="280" w:after="120"/>
+        <w:spacing w:before="280" w:after="120" w:line="360" w:lineRule="auto"/>
+        <w:jc w:val="left"/>
       </w:pPr>
       <w:r>
         <w:rPr>
@@ -413,7 +159,8 @@
     </w:p>
     <w:p>
       <w:pPr>
-        <w:spacing w:before="120" w:after="80"/>
+        <w:spacing w:before="120" w:after="80" w:line="360" w:lineRule="auto"/>
+        <w:jc w:val="left"/>
       </w:pPr>
       <w:r>
         <w:rPr>
@@ -428,7 +175,7 @@
       <w:tblPr>
         <w:tblStyle w:val="12"/>
         <w:tblW w:w="0" w:type="auto"/>
-        <w:jc w:val="center"/>
+        <w:tblInd w:w="0" w:type="dxa"/>
         <w:tblBorders>
           <w:top w:val="single" w:color="D3D3D3" w:sz="4" w:space="0"/>
           <w:left w:val="none" w:color="auto" w:sz="0" w:space="0"/>
@@ -446,9 +193,9 @@
         </w:tblCellMar>
       </w:tblPr>
       <w:tblGrid>
-        <w:gridCol w:w="2898"/>
-        <w:gridCol w:w="4249"/>
-        <w:gridCol w:w="2715"/>
+        <w:gridCol w:w="2921"/>
+        <w:gridCol w:w="4385"/>
+        <w:gridCol w:w="2556"/>
       </w:tblGrid>
       <w:tr>
         <w:tblPrEx>
@@ -467,9 +214,6 @@
             <w:right w:w="108" w:type="dxa"/>
           </w:tblCellMar>
         </w:tblPrEx>
-        <w:trPr>
-          <w:jc w:val="center"/>
-        </w:trPr>
         <w:tc>
           <w:tcPr>
             <w:tcW w:w="3221" w:type="dxa"/>
@@ -483,14 +227,20 @@
           </w:tcPr>
           <w:p>
             <w:pPr>
-              <w:spacing w:after="0"/>
-              <w:jc w:val="center"/>
+              <w:spacing w:after="0" w:line="360" w:lineRule="auto"/>
+              <w:jc w:val="left"/>
+              <w:rPr>
+                <w:color w:val="auto"/>
+                <w:sz w:val="26"/>
+                <w:szCs w:val="26"/>
+              </w:rPr>
             </w:pPr>
             <w:r>
               <w:rPr>
                 <w:b/>
-                <w:color w:val="FFFFFF"/>
-                <w:sz w:val="20"/>
+                <w:color w:val="auto"/>
+                <w:sz w:val="26"/>
+                <w:szCs w:val="26"/>
               </w:rPr>
               <w:t>Hạng mục GVHD yêu cầu (Mục 5)</w:t>
             </w:r>
@@ -509,14 +259,20 @@
           </w:tcPr>
           <w:p>
             <w:pPr>
-              <w:spacing w:after="0"/>
-              <w:jc w:val="center"/>
+              <w:spacing w:after="0" w:line="360" w:lineRule="auto"/>
+              <w:jc w:val="left"/>
+              <w:rPr>
+                <w:color w:val="auto"/>
+                <w:sz w:val="26"/>
+                <w:szCs w:val="26"/>
+              </w:rPr>
             </w:pPr>
             <w:r>
               <w:rPr>
                 <w:b/>
-                <w:color w:val="FFFFFF"/>
-                <w:sz w:val="20"/>
+                <w:color w:val="auto"/>
+                <w:sz w:val="26"/>
+                <w:szCs w:val="26"/>
               </w:rPr>
               <w:t>Hiện trạng hoàn thành trong Source Code</w:t>
             </w:r>
@@ -535,14 +291,20 @@
           </w:tcPr>
           <w:p>
             <w:pPr>
-              <w:spacing w:after="0"/>
-              <w:jc w:val="center"/>
+              <w:spacing w:after="0" w:line="360" w:lineRule="auto"/>
+              <w:jc w:val="left"/>
+              <w:rPr>
+                <w:color w:val="auto"/>
+                <w:sz w:val="26"/>
+                <w:szCs w:val="26"/>
+              </w:rPr>
             </w:pPr>
             <w:r>
               <w:rPr>
                 <w:b/>
-                <w:color w:val="FFFFFF"/>
-                <w:sz w:val="20"/>
+                <w:color w:val="auto"/>
+                <w:sz w:val="26"/>
+                <w:szCs w:val="26"/>
               </w:rPr>
               <w:t>Trạng thái</w:t>
             </w:r>
@@ -566,9 +328,6 @@
             <w:right w:w="108" w:type="dxa"/>
           </w:tblCellMar>
         </w:tblPrEx>
-        <w:trPr>
-          <w:jc w:val="center"/>
-        </w:trPr>
         <w:tc>
           <w:tcPr>
             <w:tcW w:w="3168" w:type="dxa"/>
@@ -581,13 +340,20 @@
           </w:tcPr>
           <w:p>
             <w:pPr>
-              <w:spacing w:after="0"/>
+              <w:spacing w:after="0" w:line="360" w:lineRule="auto"/>
+              <w:jc w:val="left"/>
+              <w:rPr>
+                <w:color w:val="auto"/>
+                <w:sz w:val="26"/>
+                <w:szCs w:val="26"/>
+              </w:rPr>
             </w:pPr>
             <w:r>
               <w:rPr>
                 <w:b/>
-                <w:color w:val="2B547E"/>
-                <w:sz w:val="19"/>
+                <w:color w:val="auto"/>
+                <w:sz w:val="26"/>
+                <w:szCs w:val="26"/>
               </w:rPr>
               <w:t>1. ERD v2.1 và Data Dictionary v2.1 đồng bộ 1–1</w:t>
             </w:r>
@@ -605,11 +371,19 @@
           </w:tcPr>
           <w:p>
             <w:pPr>
-              <w:spacing w:after="0"/>
+              <w:spacing w:after="0" w:line="360" w:lineRule="auto"/>
+              <w:jc w:val="left"/>
+              <w:rPr>
+                <w:color w:val="auto"/>
+                <w:sz w:val="26"/>
+                <w:szCs w:val="26"/>
+              </w:rPr>
             </w:pPr>
             <w:r>
               <w:rPr>
-                <w:sz w:val="19"/>
+                <w:color w:val="auto"/>
+                <w:sz w:val="26"/>
+                <w:szCs w:val="26"/>
               </w:rPr>
               <w:t>Đã chuẩn hóa hoàn tất 23 bảng quan hệ, đồng bộ 100% tên cột (snake_case), kiểu dữ liệu PostgreSQL, ràng buộc khóa ngoại và index.</w:t>
             </w:r>
@@ -627,14 +401,20 @@
           </w:tcPr>
           <w:p>
             <w:pPr>
-              <w:spacing w:after="0"/>
-              <w:jc w:val="center"/>
+              <w:spacing w:after="0" w:line="360" w:lineRule="auto"/>
+              <w:jc w:val="left"/>
+              <w:rPr>
+                <w:color w:val="auto"/>
+                <w:sz w:val="26"/>
+                <w:szCs w:val="26"/>
+              </w:rPr>
             </w:pPr>
             <w:r>
               <w:rPr>
                 <w:b/>
-                <w:color w:val="008000"/>
-                <w:sz w:val="19"/>
+                <w:color w:val="auto"/>
+                <w:sz w:val="26"/>
+                <w:szCs w:val="26"/>
               </w:rPr>
               <w:t>Hoàn thành 100%</w:t>
             </w:r>
@@ -658,9 +438,6 @@
             <w:right w:w="108" w:type="dxa"/>
           </w:tblCellMar>
         </w:tblPrEx>
-        <w:trPr>
-          <w:jc w:val="center"/>
-        </w:trPr>
         <w:tc>
           <w:tcPr>
             <w:tcW w:w="3168" w:type="dxa"/>
@@ -674,13 +451,20 @@
           </w:tcPr>
           <w:p>
             <w:pPr>
-              <w:spacing w:after="0"/>
+              <w:spacing w:after="0" w:line="360" w:lineRule="auto"/>
+              <w:jc w:val="left"/>
+              <w:rPr>
+                <w:color w:val="auto"/>
+                <w:sz w:val="26"/>
+                <w:szCs w:val="26"/>
+              </w:rPr>
             </w:pPr>
             <w:r>
               <w:rPr>
                 <w:b/>
-                <w:color w:val="2B547E"/>
-                <w:sz w:val="19"/>
+                <w:color w:val="auto"/>
+                <w:sz w:val="26"/>
+                <w:szCs w:val="26"/>
               </w:rPr>
               <w:t>2. PostgreSQL database tạo bằng migration/schema</w:t>
             </w:r>
@@ -699,11 +483,19 @@
           </w:tcPr>
           <w:p>
             <w:pPr>
-              <w:spacing w:after="0"/>
+              <w:spacing w:after="0" w:line="360" w:lineRule="auto"/>
+              <w:jc w:val="left"/>
+              <w:rPr>
+                <w:color w:val="auto"/>
+                <w:sz w:val="26"/>
+                <w:szCs w:val="26"/>
+              </w:rPr>
             </w:pPr>
             <w:r>
               <w:rPr>
-                <w:sz w:val="19"/>
+                <w:color w:val="auto"/>
+                <w:sz w:val="26"/>
+                <w:szCs w:val="26"/>
               </w:rPr>
               <w:t>PostgreSQL 18 trên cổng 5432 (home_healthcare_db), cấu hình Alembic migration tự động sinh và quản lý phiên bản bảng mượt mà.</w:t>
             </w:r>
@@ -722,14 +514,20 @@
           </w:tcPr>
           <w:p>
             <w:pPr>
-              <w:spacing w:after="0"/>
-              <w:jc w:val="center"/>
+              <w:spacing w:after="0" w:line="360" w:lineRule="auto"/>
+              <w:jc w:val="left"/>
+              <w:rPr>
+                <w:color w:val="auto"/>
+                <w:sz w:val="26"/>
+                <w:szCs w:val="26"/>
+              </w:rPr>
             </w:pPr>
             <w:r>
               <w:rPr>
                 <w:b/>
-                <w:color w:val="008000"/>
-                <w:sz w:val="19"/>
+                <w:color w:val="auto"/>
+                <w:sz w:val="26"/>
+                <w:szCs w:val="26"/>
               </w:rPr>
               <w:t>Hoàn thành 100%</w:t>
             </w:r>
@@ -753,9 +551,6 @@
             <w:right w:w="108" w:type="dxa"/>
           </w:tblCellMar>
         </w:tblPrEx>
-        <w:trPr>
-          <w:jc w:val="center"/>
-        </w:trPr>
         <w:tc>
           <w:tcPr>
             <w:tcW w:w="3168" w:type="dxa"/>
@@ -768,13 +563,20 @@
           </w:tcPr>
           <w:p>
             <w:pPr>
-              <w:spacing w:after="0"/>
+              <w:spacing w:after="0" w:line="360" w:lineRule="auto"/>
+              <w:jc w:val="left"/>
+              <w:rPr>
+                <w:color w:val="auto"/>
+                <w:sz w:val="26"/>
+                <w:szCs w:val="26"/>
+              </w:rPr>
             </w:pPr>
             <w:r>
               <w:rPr>
                 <w:b/>
-                <w:color w:val="2B547E"/>
-                <w:sz w:val="19"/>
+                <w:color w:val="auto"/>
+                <w:sz w:val="26"/>
+                <w:szCs w:val="26"/>
               </w:rPr>
               <w:t>3. seed_database.py &amp; dữ liệu synthetic chạy được</w:t>
             </w:r>
@@ -792,11 +594,19 @@
           </w:tcPr>
           <w:p>
             <w:pPr>
-              <w:spacing w:after="0"/>
+              <w:spacing w:after="0" w:line="360" w:lineRule="auto"/>
+              <w:jc w:val="left"/>
+              <w:rPr>
+                <w:color w:val="auto"/>
+                <w:sz w:val="26"/>
+                <w:szCs w:val="26"/>
+              </w:rPr>
             </w:pPr>
             <w:r>
               <w:rPr>
-                <w:sz w:val="19"/>
+                <w:color w:val="auto"/>
+                <w:sz w:val="26"/>
+                <w:szCs w:val="26"/>
               </w:rPr>
               <w:t>Script seed dữ liệu tự động, có tính idempotent (chạy lại an toàn), sinh đầy đủ admin, nhân viên, kỹ năng, dịch vụ, ca khám tại TP. Nha Trang.</w:t>
             </w:r>
@@ -814,14 +624,20 @@
           </w:tcPr>
           <w:p>
             <w:pPr>
-              <w:spacing w:after="0"/>
-              <w:jc w:val="center"/>
+              <w:spacing w:after="0" w:line="360" w:lineRule="auto"/>
+              <w:jc w:val="left"/>
+              <w:rPr>
+                <w:color w:val="auto"/>
+                <w:sz w:val="26"/>
+                <w:szCs w:val="26"/>
+              </w:rPr>
             </w:pPr>
             <w:r>
               <w:rPr>
                 <w:b/>
-                <w:color w:val="008000"/>
-                <w:sz w:val="19"/>
+                <w:color w:val="auto"/>
+                <w:sz w:val="26"/>
+                <w:szCs w:val="26"/>
               </w:rPr>
               <w:t>Hoàn thành 100%</w:t>
             </w:r>
@@ -845,9 +661,6 @@
             <w:right w:w="108" w:type="dxa"/>
           </w:tblCellMar>
         </w:tblPrEx>
-        <w:trPr>
-          <w:jc w:val="center"/>
-        </w:trPr>
         <w:tc>
           <w:tcPr>
             <w:tcW w:w="3168" w:type="dxa"/>
@@ -861,13 +674,20 @@
           </w:tcPr>
           <w:p>
             <w:pPr>
-              <w:spacing w:after="0"/>
+              <w:spacing w:after="0" w:line="360" w:lineRule="auto"/>
+              <w:jc w:val="left"/>
+              <w:rPr>
+                <w:color w:val="auto"/>
+                <w:sz w:val="26"/>
+                <w:szCs w:val="26"/>
+              </w:rPr>
             </w:pPr>
             <w:r>
               <w:rPr>
                 <w:b/>
-                <w:color w:val="2B547E"/>
-                <w:sz w:val="19"/>
+                <w:color w:val="auto"/>
+                <w:sz w:val="26"/>
+                <w:szCs w:val="26"/>
               </w:rPr>
               <w:t>4. Backend cơ bản (Auth, Customer, Staff, Booking...)</w:t>
             </w:r>
@@ -886,11 +706,19 @@
           </w:tcPr>
           <w:p>
             <w:pPr>
-              <w:spacing w:after="0"/>
+              <w:spacing w:after="0" w:line="360" w:lineRule="auto"/>
+              <w:jc w:val="left"/>
+              <w:rPr>
+                <w:color w:val="auto"/>
+                <w:sz w:val="26"/>
+                <w:szCs w:val="26"/>
+              </w:rPr>
             </w:pPr>
             <w:r>
               <w:rPr>
-                <w:sz w:val="19"/>
+                <w:color w:val="auto"/>
+                <w:sz w:val="26"/>
+                <w:szCs w:val="26"/>
               </w:rPr>
               <w:t>FastAPI, kiến trúc module phân tầng, xác thực JWT + RBAC 3 vai trò, chuyển đổi 100% sang Pydantic v2 ConfigDict(from_attributes=True).</w:t>
             </w:r>
@@ -909,14 +737,20 @@
           </w:tcPr>
           <w:p>
             <w:pPr>
-              <w:spacing w:after="0"/>
-              <w:jc w:val="center"/>
+              <w:spacing w:after="0" w:line="360" w:lineRule="auto"/>
+              <w:jc w:val="left"/>
+              <w:rPr>
+                <w:color w:val="auto"/>
+                <w:sz w:val="26"/>
+                <w:szCs w:val="26"/>
+              </w:rPr>
             </w:pPr>
             <w:r>
               <w:rPr>
                 <w:b/>
-                <w:color w:val="008000"/>
-                <w:sz w:val="19"/>
+                <w:color w:val="auto"/>
+                <w:sz w:val="26"/>
+                <w:szCs w:val="26"/>
               </w:rPr>
               <w:t>Hoàn thành 100%</w:t>
             </w:r>
@@ -940,9 +774,6 @@
             <w:right w:w="108" w:type="dxa"/>
           </w:tblCellMar>
         </w:tblPrEx>
-        <w:trPr>
-          <w:jc w:val="center"/>
-        </w:trPr>
         <w:tc>
           <w:tcPr>
             <w:tcW w:w="3168" w:type="dxa"/>
@@ -955,13 +786,20 @@
           </w:tcPr>
           <w:p>
             <w:pPr>
-              <w:spacing w:after="0"/>
+              <w:spacing w:after="0" w:line="360" w:lineRule="auto"/>
+              <w:jc w:val="left"/>
+              <w:rPr>
+                <w:color w:val="auto"/>
+                <w:sz w:val="26"/>
+                <w:szCs w:val="26"/>
+              </w:rPr>
             </w:pPr>
             <w:r>
               <w:rPr>
                 <w:b/>
-                <w:color w:val="2B547E"/>
-                <w:sz w:val="19"/>
+                <w:color w:val="auto"/>
+                <w:sz w:val="26"/>
+                <w:szCs w:val="26"/>
               </w:rPr>
               <w:t>5. README hướng dẫn cài đặt và chạy chương trình</w:t>
             </w:r>
@@ -979,13 +817,21 @@
           </w:tcPr>
           <w:p>
             <w:pPr>
-              <w:spacing w:after="0"/>
+              <w:spacing w:after="0" w:line="360" w:lineRule="auto"/>
+              <w:jc w:val="left"/>
+              <w:rPr>
+                <w:color w:val="auto"/>
+                <w:sz w:val="26"/>
+                <w:szCs w:val="26"/>
+              </w:rPr>
             </w:pPr>
             <w:r>
               <w:rPr>
-                <w:sz w:val="19"/>
-              </w:rPr>
-              <w:t>Tài liệu README.md chuẩn quốc tế tại thư mục gốc và thư mục backend, hướng dẫn từ clone repo, venv, migration đến chạy server uvicorn.</w:t>
+                <w:color w:val="auto"/>
+                <w:sz w:val="26"/>
+                <w:szCs w:val="26"/>
+              </w:rPr>
+              <w:t>Tài liệu README.md tại thư mục gốc và thư mục backend, hướng dẫn từ clone repo, venv, migration đến chạy server uvicorn.</w:t>
             </w:r>
           </w:p>
         </w:tc>
@@ -1001,14 +847,20 @@
           </w:tcPr>
           <w:p>
             <w:pPr>
-              <w:spacing w:after="0"/>
-              <w:jc w:val="center"/>
+              <w:spacing w:after="0" w:line="360" w:lineRule="auto"/>
+              <w:jc w:val="left"/>
+              <w:rPr>
+                <w:color w:val="auto"/>
+                <w:sz w:val="26"/>
+                <w:szCs w:val="26"/>
+              </w:rPr>
             </w:pPr>
             <w:r>
               <w:rPr>
                 <w:b/>
-                <w:color w:val="008000"/>
-                <w:sz w:val="19"/>
+                <w:color w:val="auto"/>
+                <w:sz w:val="26"/>
+                <w:szCs w:val="26"/>
               </w:rPr>
               <w:t>Hoàn thành 100%</w:t>
             </w:r>
@@ -1032,9 +884,6 @@
             <w:right w:w="108" w:type="dxa"/>
           </w:tblCellMar>
         </w:tblPrEx>
-        <w:trPr>
-          <w:jc w:val="center"/>
-        </w:trPr>
         <w:tc>
           <w:tcPr>
             <w:tcW w:w="3168" w:type="dxa"/>
@@ -1048,13 +897,20 @@
           </w:tcPr>
           <w:p>
             <w:pPr>
-              <w:spacing w:after="0"/>
+              <w:spacing w:after="0" w:line="360" w:lineRule="auto"/>
+              <w:jc w:val="left"/>
+              <w:rPr>
+                <w:color w:val="auto"/>
+                <w:sz w:val="26"/>
+                <w:szCs w:val="26"/>
+              </w:rPr>
             </w:pPr>
             <w:r>
               <w:rPr>
                 <w:b/>
-                <w:color w:val="2B547E"/>
-                <w:sz w:val="19"/>
+                <w:color w:val="auto"/>
+                <w:sz w:val="26"/>
+                <w:szCs w:val="26"/>
               </w:rPr>
               <w:t>6. Unit tests ràng buộc &amp; chuyển đổi trạng thái</w:t>
             </w:r>
@@ -1073,11 +929,19 @@
           </w:tcPr>
           <w:p>
             <w:pPr>
-              <w:spacing w:after="0"/>
+              <w:spacing w:after="0" w:line="360" w:lineRule="auto"/>
+              <w:jc w:val="left"/>
+              <w:rPr>
+                <w:color w:val="auto"/>
+                <w:sz w:val="26"/>
+                <w:szCs w:val="26"/>
+              </w:rPr>
             </w:pPr>
             <w:r>
               <w:rPr>
-                <w:sz w:val="19"/>
+                <w:color w:val="auto"/>
+                <w:sz w:val="26"/>
+                <w:szCs w:val="26"/>
               </w:rPr>
               <w:t>Đã viết 24 bài kiểm thử tự động trên pytest phủ kín 6 Hard Constraints, DSS Scoring, State Machine, Auth và AI Model (100% Passed).</w:t>
             </w:r>
@@ -1096,14 +960,20 @@
           </w:tcPr>
           <w:p>
             <w:pPr>
-              <w:spacing w:after="0"/>
-              <w:jc w:val="center"/>
+              <w:spacing w:after="0" w:line="360" w:lineRule="auto"/>
+              <w:jc w:val="left"/>
+              <w:rPr>
+                <w:color w:val="auto"/>
+                <w:sz w:val="26"/>
+                <w:szCs w:val="26"/>
+              </w:rPr>
             </w:pPr>
             <w:r>
               <w:rPr>
                 <w:b/>
-                <w:color w:val="008000"/>
-                <w:sz w:val="19"/>
+                <w:color w:val="auto"/>
+                <w:sz w:val="26"/>
+                <w:szCs w:val="26"/>
               </w:rPr>
               <w:t>Hoàn thành 100%</w:t>
             </w:r>
@@ -1127,9 +997,6 @@
             <w:right w:w="108" w:type="dxa"/>
           </w:tblCellMar>
         </w:tblPrEx>
-        <w:trPr>
-          <w:jc w:val="center"/>
-        </w:trPr>
         <w:tc>
           <w:tcPr>
             <w:tcW w:w="3168" w:type="dxa"/>
@@ -1142,13 +1009,20 @@
           </w:tcPr>
           <w:p>
             <w:pPr>
-              <w:spacing w:after="0"/>
+              <w:spacing w:after="0" w:line="360" w:lineRule="auto"/>
+              <w:jc w:val="left"/>
+              <w:rPr>
+                <w:color w:val="auto"/>
+                <w:sz w:val="26"/>
+                <w:szCs w:val="26"/>
+              </w:rPr>
             </w:pPr>
             <w:r>
               <w:rPr>
                 <w:b/>
-                <w:color w:val="2B547E"/>
-                <w:sz w:val="19"/>
+                <w:color w:val="auto"/>
+                <w:sz w:val="26"/>
+                <w:szCs w:val="26"/>
               </w:rPr>
               <w:t>7. Dataset ML v1, model baseline và bảng kết quả</w:t>
             </w:r>
@@ -1166,11 +1040,19 @@
           </w:tcPr>
           <w:p>
             <w:pPr>
-              <w:spacing w:after="0"/>
+              <w:spacing w:after="0" w:line="360" w:lineRule="auto"/>
+              <w:jc w:val="left"/>
+              <w:rPr>
+                <w:color w:val="auto"/>
+                <w:sz w:val="26"/>
+                <w:szCs w:val="26"/>
+              </w:rPr>
             </w:pPr>
             <w:r>
               <w:rPr>
-                <w:sz w:val="19"/>
+                <w:color w:val="auto"/>
+                <w:sz w:val="26"/>
+                <w:szCs w:val="26"/>
               </w:rPr>
               <w:t>Tập 800 mẫu Nha Trang, No Leakage. Thử nghiệm 5 thuật toán: HistGradientBoosting đạt R²=0.920, MAE 4.43p. Đầy đủ Benchmark &amp; Ablation Study.</w:t>
             </w:r>
@@ -1188,16 +1070,35 @@
           </w:tcPr>
           <w:p>
             <w:pPr>
-              <w:spacing w:after="0"/>
-              <w:jc w:val="center"/>
+              <w:spacing w:after="0" w:line="360" w:lineRule="auto"/>
+              <w:jc w:val="left"/>
+              <w:rPr>
+                <w:rFonts w:hint="default"/>
+                <w:color w:val="auto"/>
+                <w:sz w:val="26"/>
+                <w:szCs w:val="26"/>
+                <w:lang w:val="en-US"/>
+              </w:rPr>
             </w:pPr>
             <w:r>
               <w:rPr>
                 <w:b/>
-                <w:color w:val="008000"/>
-                <w:sz w:val="19"/>
-              </w:rPr>
-              <w:t>Hoàn thành 100% (Vượt mức)</w:t>
+                <w:color w:val="auto"/>
+                <w:sz w:val="26"/>
+                <w:szCs w:val="26"/>
+              </w:rPr>
+              <w:t xml:space="preserve">Hoàn thành 100% </w:t>
+            </w:r>
+            <w:r>
+              <w:rPr>
+                <w:rFonts w:hint="default"/>
+                <w:b/>
+                <w:color w:val="auto"/>
+                <w:sz w:val="26"/>
+                <w:szCs w:val="26"/>
+                <w:lang w:val="en-US"/>
+              </w:rPr>
+              <w:t>a</w:t>
             </w:r>
           </w:p>
         </w:tc>
@@ -1205,28 +1106,29 @@
     </w:tbl>
     <w:p>
       <w:pPr>
-        <w:spacing w:after="200"/>
+        <w:spacing w:after="200" w:line="360" w:lineRule="auto"/>
+        <w:jc w:val="left"/>
       </w:pPr>
     </w:p>
     <w:p>
       <w:pPr>
         <w:pStyle w:val="2"/>
-        <w:spacing w:before="280" w:after="120"/>
+        <w:spacing w:before="280" w:after="120" w:line="360" w:lineRule="auto"/>
+        <w:jc w:val="left"/>
       </w:pPr>
       <w:r>
         <w:rPr>
           <w:rFonts w:ascii="Times New Roman" w:hAnsi="Times New Roman"/>
           <w:color w:val="1B365D"/>
         </w:rPr>
-        <w:t>II. BÁO CÁO 5 NỘI DUNG TRỌNG TÂM THEO QUY ĐỊNH CỦA GVHD (MỤC 6)</w:t>
+        <w:t xml:space="preserve">II. BÁO CÁO 5 NỘI DUNG TRỌNG TÂM </w:t>
       </w:r>
-      <w:bookmarkStart w:id="0" w:name="_GoBack"/>
-      <w:bookmarkEnd w:id="0"/>
     </w:p>
     <w:p>
       <w:pPr>
         <w:pStyle w:val="3"/>
-        <w:spacing w:before="160" w:after="80"/>
+        <w:spacing w:before="160" w:after="80" w:line="360" w:lineRule="auto"/>
+        <w:jc w:val="left"/>
       </w:pPr>
       <w:r>
         <w:rPr>
@@ -1237,50 +1139,109 @@
       </w:r>
     </w:p>
     <w:p>
+      <w:pPr>
+        <w:spacing w:line="360" w:lineRule="auto"/>
+        <w:jc w:val="left"/>
+      </w:pPr>
       <w:r>
-        <w:t>Kể từ khi nhận được tài liệu hướng dẫn Đợt 2 của Cô, em đã tập trung triển khai tuần tự theo đúng 6 giai đoạn (A → F):</w:t>
+        <w:t xml:space="preserve">• </w:t>
+      </w:r>
+      <w:r>
+        <w:rPr>
+          <w:b/>
+          <w:bCs/>
+        </w:rPr>
+        <w:t xml:space="preserve">Giai đoạn A (Cơ sở dữ liệu v2.1): </w:t>
+      </w:r>
+      <w:r>
+        <w:t>Khắc phục triệt để các tồn tại về cấu trúc dữ liệu theo góp ý của Cô. Đã chốt 23 bảng quan hệ, chuẩn hóa quy ước đặt tên (snake_case: status_outcome, latitude/longitude, skill_level, is_active), tạo migration Alembic và script seed CSDL.</w:t>
       </w:r>
       <w:r>
         <w:br w:type="textWrapping"/>
       </w:r>
       <w:r>
-        <w:t>• Giai đoạn A (Cơ sở dữ liệu v2.1): Khắc phục triệt để các tồn tại về cấu trúc dữ liệu theo góp ý của Cô. Đã chốt 23 bảng quan hệ, chuẩn hóa quy ước đặt tên (snake_case: status_outcome, latitude/longitude, skill_level, is_active), tạo migration Alembic và script seed CSDL.</w:t>
+        <w:t>•</w:t>
+      </w:r>
+      <w:r>
+        <w:rPr>
+          <w:b/>
+          <w:bCs/>
+        </w:rPr>
+        <w:t xml:space="preserve"> Giai đoạn B (Backend Core &amp; Security): </w:t>
+      </w:r>
+      <w:r>
+        <w:t>Chuẩn hóa schemas sang Pydantic v2 (ConfigDict), thiết lập phân quyền RBAC 3 vai trò (Admin, Coordinator, Medical Staff), bảo đảm tính cô lập dữ liệu (Test Isolation) giúp lệnh pytest có thể chạy lặp lại vô hạn lần.</w:t>
       </w:r>
       <w:r>
         <w:br w:type="textWrapping"/>
       </w:r>
       <w:r>
-        <w:t>• Giai đoạn B (Backend Core &amp; Security): Chuẩn hóa schemas sang Pydantic v2 (ConfigDict), thiết lập phân quyền RBAC 3 vai trò (Admin, Coordinator, Medical Staff), bảo đảm tính cô lập dữ liệu (Test Isolation) giúp lệnh pytest có thể chạy lặp lại vô hạn lần.</w:t>
+        <w:t>•</w:t>
+      </w:r>
+      <w:r>
+        <w:rPr>
+          <w:b/>
+          <w:bCs/>
+        </w:rPr>
+        <w:t xml:space="preserve"> Giai đoạn C (Dataset Machine Learning):</w:t>
+      </w:r>
+      <w:r>
+        <w:t xml:space="preserve"> Viết script truy vấn CSDL để trích xuất tập dữ liệu 800 mẫu tại Nha Trang. Tuân thủ tuyệt đối nguyên tắc Không rò rỉ dữ liệu (No Data Leakage), chỉ dùng 8 đặc trưng đã biết trước khi lập lịch. Chia tập Train/Val/Test theo tỷ lệ 70/15/15.</w:t>
       </w:r>
       <w:r>
         <w:br w:type="textWrapping"/>
       </w:r>
       <w:r>
-        <w:t>• Giai đoạn C (Dataset Machine Learning): Viết script truy vấn CSDL để trích xuất tập dữ liệu 800 mẫu tại Nha Trang. Tuân thủ tuyệt đối nguyên tắc Không rò rỉ dữ liệu (No Data Leakage), chỉ dùng 8 đặc trưng đã biết trước khi lập lịch. Chia tập Train/Val/Test theo tỷ lệ 70/15/15.</w:t>
+        <w:t>•</w:t>
+      </w:r>
+      <w:r>
+        <w:rPr>
+          <w:b/>
+          <w:bCs/>
+        </w:rPr>
+        <w:t xml:space="preserve"> Giai đoạn D (Mô hình AI dự đoán thời lượng):</w:t>
+      </w:r>
+      <w:r>
+        <w:t xml:space="preserve"> Đã huấn luyện và thực nghiệm đối sánh 5 mô hình theo đề cương MIS. Lựa chọn HistGradientBoostingRegressor là mô hình tối ưu (MAE 4.43 phút, R² = 0.920, giảm 67.1% sai số). Đã xuất file artifact duration_model_v1.joblib, đăng ký metadata vào bảng ai_model_versions và cài đặt cơ chế Safe Fallback.</w:t>
       </w:r>
       <w:r>
         <w:br w:type="textWrapping"/>
       </w:r>
       <w:r>
-        <w:t>• Giai đoạn D (Mô hình AI dự đoán thời lượng): Đã huấn luyện và thực nghiệm đối sánh 5 mô hình theo đề cương MIS. Lựa chọn HistGradientBoostingRegressor là mô hình tối ưu (MAE 4.43 phút, R² = 0.920, giảm 67.1% sai số). Đã xuất file artifact duration_model_v1.joblib, đăng ký metadata vào bảng ai_model_versions và cài đặt cơ chế Safe Fallback.</w:t>
+        <w:t xml:space="preserve">• </w:t>
+      </w:r>
+      <w:r>
+        <w:rPr>
+          <w:b/>
+          <w:bCs/>
+        </w:rPr>
+        <w:t xml:space="preserve">Giai đoạn E (Bộ máy Lập lịch &amp; Ra quyết định DSS): </w:t>
+      </w:r>
+      <w:r>
+        <w:t>Cài đặt động cơ kiểm tra 6 Ràng buộc cứng (Hard Constraints), thuật toán chấm điểm đa tiêu chí DSS (5 trọng số) và mô hình tối ưu hóa toàn cục Google OR-Tools CP-SAT.</w:t>
       </w:r>
       <w:r>
         <w:br w:type="textWrapping"/>
       </w:r>
       <w:r>
-        <w:t>• Giai đoạn E (Bộ máy Lập lịch &amp; Ra quyết định DSS): Cài đặt động cơ kiểm tra 6 Ràng buộc cứng (Hard Constraints), thuật toán chấm điểm đa tiêu chí DSS (5 trọng số) và mô hình tối ưu hóa toàn cục Google OR-Tools CP-SAT.</w:t>
+        <w:t>•</w:t>
       </w:r>
       <w:r>
-        <w:br w:type="textWrapping"/>
+        <w:rPr>
+          <w:b/>
+          <w:bCs/>
+        </w:rPr>
+        <w:t xml:space="preserve"> Giai đoạn F (Chuỗi nghiệp vụ khép kín &amp; Thực nghiệm):</w:t>
       </w:r>
       <w:r>
-        <w:t>• Giai đoạn F (Chuỗi nghiệp vụ khép kín &amp; Thực nghiệm): Xây dựng test suite kiểm thử luồng 8 bước End-to-End từ Tiếp nhận → AI dự đoán → Phân công OR-Tools → Điều phối viên duyệt → Thực thi → Đánh giá. Chạy thực nghiệm Benchmark 4 thuật toán và Thí nghiệm bóc tách Ablation Study bắt buộc.</w:t>
+        <w:t xml:space="preserve"> Xây dựng test suite kiểm thử luồng 8 bước End-to-End từ Tiếp nhận → AI dự đoán → Phân công OR-Tools → Điều phối viên duyệt → Thực thi → Đánh giá. Chạy thực nghiệm Benchmark 4 thuật toán và Thí nghiệm bóc tách Ablation Study bắt buộc.</w:t>
       </w:r>
     </w:p>
     <w:p>
       <w:pPr>
         <w:pStyle w:val="3"/>
-        <w:spacing w:before="160" w:after="80"/>
+        <w:spacing w:before="160" w:after="80" w:line="360" w:lineRule="auto"/>
+        <w:jc w:val="left"/>
       </w:pPr>
       <w:r>
         <w:rPr>
@@ -1291,6 +1252,10 @@
       </w:r>
     </w:p>
     <w:p>
+      <w:pPr>
+        <w:spacing w:line="360" w:lineRule="auto"/>
+        <w:jc w:val="left"/>
+      </w:pPr>
       <w:r>
         <w:t>Dưới đây là bảng tổng hợp các thành phần mã nguồn cốt lõi trong dự án:</w:t>
       </w:r>
@@ -1331,6 +1296,12 @@
             <w:insideH w:val="single" w:color="D3D3D3" w:sz="4" w:space="0"/>
             <w:insideV w:val="none" w:color="auto" w:sz="0" w:space="0"/>
           </w:tblBorders>
+          <w:tblCellMar>
+            <w:top w:w="0" w:type="dxa"/>
+            <w:left w:w="108" w:type="dxa"/>
+            <w:bottom w:w="0" w:type="dxa"/>
+            <w:right w:w="108" w:type="dxa"/>
+          </w:tblCellMar>
         </w:tblPrEx>
         <w:trPr>
           <w:jc w:val="center"/>
@@ -1348,8 +1319,8 @@
           </w:tcPr>
           <w:p>
             <w:pPr>
-              <w:spacing w:after="0"/>
-              <w:jc w:val="center"/>
+              <w:spacing w:after="0" w:line="360" w:lineRule="auto"/>
+              <w:jc w:val="left"/>
             </w:pPr>
             <w:r>
               <w:rPr>
@@ -1374,8 +1345,8 @@
           </w:tcPr>
           <w:p>
             <w:pPr>
-              <w:spacing w:after="0"/>
-              <w:jc w:val="center"/>
+              <w:spacing w:after="0" w:line="360" w:lineRule="auto"/>
+              <w:jc w:val="left"/>
             </w:pPr>
             <w:r>
               <w:rPr>
@@ -1400,8 +1371,8 @@
           </w:tcPr>
           <w:p>
             <w:pPr>
-              <w:spacing w:after="0"/>
-              <w:jc w:val="center"/>
+              <w:spacing w:after="0" w:line="360" w:lineRule="auto"/>
+              <w:jc w:val="left"/>
             </w:pPr>
             <w:r>
               <w:rPr>
@@ -1446,7 +1417,8 @@
           </w:tcPr>
           <w:p>
             <w:pPr>
-              <w:spacing w:after="0"/>
+              <w:spacing w:after="0" w:line="360" w:lineRule="auto"/>
+              <w:jc w:val="left"/>
             </w:pPr>
             <w:r>
               <w:rPr>
@@ -1470,7 +1442,8 @@
           </w:tcPr>
           <w:p>
             <w:pPr>
-              <w:spacing w:after="0"/>
+              <w:spacing w:after="0" w:line="360" w:lineRule="auto"/>
+              <w:jc w:val="left"/>
             </w:pPr>
             <w:r>
               <w:rPr>
@@ -1507,7 +1480,8 @@
           </w:tcPr>
           <w:p>
             <w:pPr>
-              <w:spacing w:after="0"/>
+              <w:spacing w:after="0" w:line="360" w:lineRule="auto"/>
+              <w:jc w:val="left"/>
             </w:pPr>
             <w:r>
               <w:rPr>
@@ -1551,7 +1525,8 @@
           </w:tcPr>
           <w:p>
             <w:pPr>
-              <w:spacing w:after="0"/>
+              <w:spacing w:after="0" w:line="360" w:lineRule="auto"/>
+              <w:jc w:val="left"/>
             </w:pPr>
             <w:r>
               <w:rPr>
@@ -1576,7 +1551,8 @@
           </w:tcPr>
           <w:p>
             <w:pPr>
-              <w:spacing w:after="0"/>
+              <w:spacing w:after="0" w:line="360" w:lineRule="auto"/>
+              <w:jc w:val="left"/>
             </w:pPr>
             <w:r>
               <w:rPr>
@@ -1614,7 +1590,8 @@
           </w:tcPr>
           <w:p>
             <w:pPr>
-              <w:spacing w:after="0"/>
+              <w:spacing w:after="0" w:line="360" w:lineRule="auto"/>
+              <w:jc w:val="left"/>
             </w:pPr>
             <w:r>
               <w:rPr>
@@ -1657,7 +1634,8 @@
           </w:tcPr>
           <w:p>
             <w:pPr>
-              <w:spacing w:after="0"/>
+              <w:spacing w:after="0" w:line="360" w:lineRule="auto"/>
+              <w:jc w:val="left"/>
             </w:pPr>
             <w:r>
               <w:rPr>
@@ -1681,7 +1659,8 @@
           </w:tcPr>
           <w:p>
             <w:pPr>
-              <w:spacing w:after="0"/>
+              <w:spacing w:after="0" w:line="360" w:lineRule="auto"/>
+              <w:jc w:val="left"/>
             </w:pPr>
             <w:r>
               <w:rPr>
@@ -1718,7 +1697,8 @@
           </w:tcPr>
           <w:p>
             <w:pPr>
-              <w:spacing w:after="0"/>
+              <w:spacing w:after="0" w:line="360" w:lineRule="auto"/>
+              <w:jc w:val="left"/>
             </w:pPr>
             <w:r>
               <w:rPr>
@@ -1762,7 +1742,8 @@
           </w:tcPr>
           <w:p>
             <w:pPr>
-              <w:spacing w:after="0"/>
+              <w:spacing w:after="0" w:line="360" w:lineRule="auto"/>
+              <w:jc w:val="left"/>
             </w:pPr>
             <w:r>
               <w:rPr>
@@ -1787,7 +1768,8 @@
           </w:tcPr>
           <w:p>
             <w:pPr>
-              <w:spacing w:after="0"/>
+              <w:spacing w:after="0" w:line="360" w:lineRule="auto"/>
+              <w:jc w:val="left"/>
             </w:pPr>
             <w:r>
               <w:rPr>
@@ -1825,7 +1807,8 @@
           </w:tcPr>
           <w:p>
             <w:pPr>
-              <w:spacing w:after="0"/>
+              <w:spacing w:after="0" w:line="360" w:lineRule="auto"/>
+              <w:jc w:val="left"/>
             </w:pPr>
             <w:r>
               <w:rPr>
@@ -1868,7 +1851,8 @@
           </w:tcPr>
           <w:p>
             <w:pPr>
-              <w:spacing w:after="0"/>
+              <w:spacing w:after="0" w:line="360" w:lineRule="auto"/>
+              <w:jc w:val="left"/>
             </w:pPr>
             <w:r>
               <w:rPr>
@@ -1892,7 +1876,8 @@
           </w:tcPr>
           <w:p>
             <w:pPr>
-              <w:spacing w:after="0"/>
+              <w:spacing w:after="0" w:line="360" w:lineRule="auto"/>
+              <w:jc w:val="left"/>
             </w:pPr>
             <w:r>
               <w:rPr>
@@ -1929,7 +1914,8 @@
           </w:tcPr>
           <w:p>
             <w:pPr>
-              <w:spacing w:after="0"/>
+              <w:spacing w:after="0" w:line="360" w:lineRule="auto"/>
+              <w:jc w:val="left"/>
             </w:pPr>
             <w:r>
               <w:rPr>
@@ -1973,7 +1959,8 @@
           </w:tcPr>
           <w:p>
             <w:pPr>
-              <w:spacing w:after="0"/>
+              <w:spacing w:after="0" w:line="360" w:lineRule="auto"/>
+              <w:jc w:val="left"/>
             </w:pPr>
             <w:r>
               <w:rPr>
@@ -1998,7 +1985,8 @@
           </w:tcPr>
           <w:p>
             <w:pPr>
-              <w:spacing w:after="0"/>
+              <w:spacing w:after="0" w:line="360" w:lineRule="auto"/>
+              <w:jc w:val="left"/>
             </w:pPr>
             <w:r>
               <w:rPr>
@@ -2036,7 +2024,8 @@
           </w:tcPr>
           <w:p>
             <w:pPr>
-              <w:spacing w:after="0"/>
+              <w:spacing w:after="0" w:line="360" w:lineRule="auto"/>
+              <w:jc w:val="left"/>
             </w:pPr>
             <w:r>
               <w:rPr>
@@ -2050,13 +2039,15 @@
     </w:tbl>
     <w:p>
       <w:pPr>
-        <w:spacing w:after="160"/>
+        <w:spacing w:after="160" w:line="360" w:lineRule="auto"/>
+        <w:jc w:val="left"/>
       </w:pPr>
     </w:p>
     <w:p>
       <w:pPr>
         <w:pStyle w:val="3"/>
-        <w:spacing w:before="160" w:after="80"/>
+        <w:spacing w:before="160" w:after="80" w:line="360" w:lineRule="auto"/>
+        <w:jc w:val="left"/>
       </w:pPr>
       <w:r>
         <w:rPr>
@@ -2067,6 +2058,11 @@
       </w:r>
     </w:p>
     <w:p>
+      <w:pPr>
+        <w:spacing w:line="360" w:lineRule="auto"/>
+        <w:ind w:firstLine="720" w:firstLineChars="0"/>
+        <w:jc w:val="left"/>
+      </w:pPr>
       <w:r>
         <w:t>Hiện tại, toàn bộ 'xương sống' logic của hệ thống từ CSDL, Backend API, Mô hình AI dự đoán thời lượng đến Bộ máy tối ưu lập lịch OR-Tools CP-SAT đều đang hoạt động hoàn hảo và sẵn sàng phục vụ kiểm tra.</w:t>
       </w:r>
@@ -2074,7 +2070,17 @@
         <w:br w:type="textWrapping"/>
       </w:r>
       <w:r>
-        <w:t>• Giao diện điều khiển API tương tác (Swagger UI): Sau khi khởi động backend, người dùng/giảng viên có thể truy cập http://localhost:8000/docs để trải nghiệm trực quan toàn bộ các chức năng: đăng nhập nhận token JWT, tạo ca khám bệnh, gọi AI dự đoán số phút thực hiện, và bấm nút để OR-Tools tự động tìm phương án phân công tối ưu nhất.</w:t>
+        <w:t xml:space="preserve">• Giao diện điều khiển API tương tác (Swagger UI): Sau khi khởi động backend, người dùng có thể truy cập </w:t>
+      </w:r>
+      <w:r>
+        <w:rPr>
+          <w:b/>
+          <w:bCs/>
+        </w:rPr>
+        <w:t xml:space="preserve">http://localhost:8000/docs </w:t>
+      </w:r>
+      <w:r>
+        <w:t>để trải nghiệm trực quan toàn bộ các chức năng: đăng nhập nhận token JWT, tạo ca khám bệnh, gọi AI dự đoán số phút thực hiện, và bấm nút để OR-Tools tự động tìm phương án phân công tối ưu nhất.</w:t>
       </w:r>
       <w:r>
         <w:br w:type="textWrapping"/>
@@ -2085,10 +2091,9 @@
     </w:p>
     <w:p>
       <w:pPr>
-        <w:spacing w:after="40"/>
+        <w:spacing w:line="360" w:lineRule="auto"/>
+        <w:jc w:val="left"/>
       </w:pPr>
-    </w:p>
-    <w:p>
       <w:r>
         <w:rPr>
           <w:b/>
@@ -2144,7 +2149,8 @@
           </w:tcPr>
           <w:p>
             <w:pPr>
-              <w:spacing w:before="0" w:after="0" w:line="252" w:lineRule="auto"/>
+              <w:spacing w:before="0" w:after="0" w:line="360" w:lineRule="auto"/>
+              <w:jc w:val="left"/>
             </w:pPr>
             <w:r>
               <w:rPr>
@@ -2312,13 +2318,15 @@
     </w:tbl>
     <w:p>
       <w:pPr>
-        <w:spacing w:after="80"/>
+        <w:spacing w:after="80" w:line="360" w:lineRule="auto"/>
+        <w:jc w:val="left"/>
       </w:pPr>
     </w:p>
     <w:p>
       <w:pPr>
         <w:pStyle w:val="3"/>
-        <w:spacing w:before="160" w:after="80"/>
+        <w:spacing w:before="160" w:after="80" w:line="360" w:lineRule="auto"/>
+        <w:jc w:val="left"/>
       </w:pPr>
       <w:r>
         <w:rPr>
@@ -2329,7 +2337,15 @@
       </w:r>
     </w:p>
     <w:p>
+      <w:pPr>
+        <w:spacing w:line="360" w:lineRule="auto"/>
+        <w:jc w:val="left"/>
+      </w:pPr>
       <w:r>
+        <w:rPr>
+          <w:b/>
+          <w:bCs/>
+        </w:rPr>
         <w:t>a) Các vấn đề kỹ thuật đã xử lý thành công:</w:t>
       </w:r>
       <w:r>
@@ -2354,12 +2370,17 @@
         <w:br w:type="textWrapping"/>
       </w:r>
       <w:r>
-        <w:br w:type="textWrapping"/>
-      </w:r>
-      <w:r>
+        <w:rPr>
+          <w:b/>
+          <w:bCs/>
+        </w:rPr>
         <w:t>b) Các vấn đề còn tồn tại cần tiếp tục phát triển ở Đợt 3:</w:t>
       </w:r>
       <w:r>
+        <w:rPr>
+          <w:b/>
+          <w:bCs/>
+        </w:rPr>
         <w:br w:type="textWrapping"/>
       </w:r>
       <w:r>
@@ -2375,7 +2396,8 @@
     <w:p>
       <w:pPr>
         <w:pStyle w:val="3"/>
-        <w:spacing w:before="160" w:after="80"/>
+        <w:spacing w:before="160" w:after="80" w:line="360" w:lineRule="auto"/>
+        <w:jc w:val="left"/>
       </w:pPr>
       <w:r>
         <w:rPr>
@@ -2386,12 +2408,30 @@
       </w:r>
     </w:p>
     <w:p>
+      <w:pPr>
+        <w:spacing w:line="360" w:lineRule="auto"/>
+        <w:jc w:val="left"/>
+        <w:rPr>
+          <w:rFonts w:hint="default"/>
+          <w:lang w:val="en-US"/>
+        </w:rPr>
+      </w:pPr>
       <w:r>
-        <w:t>Để chuẩn bị tốt nhất cho Đợt 3 (xây dựng giao diện Web Frontend và hoàn thiện bài báo cáo tốt nghiệp), em kính mong Cô tư vấn cho em 3 câu hỏi sau:</w:t>
+        <w:t xml:space="preserve">Để chuẩn bị tốt nhất cho Đợt 3 (xây dựng giao diện Web Frontend ), </w:t>
       </w:r>
       <w:r>
-        <w:br w:type="textWrapping"/>
+        <w:rPr>
+          <w:rFonts w:hint="default"/>
+          <w:lang w:val="en-US"/>
+        </w:rPr>
+        <w:t>em có 3 câu hỏi sau:</w:t>
       </w:r>
+    </w:p>
+    <w:p>
+      <w:pPr>
+        <w:spacing w:line="360" w:lineRule="auto"/>
+        <w:jc w:val="left"/>
+      </w:pPr>
       <w:r>
         <w:t>1. Về cơ chế Human-in-the-loop trên giao diện: Khi Điều phối viên quyết định không chọn Top-1 mà chọn nhân viên khác xếp thứ 2 hoặc thứ 3 (Override), hệ thống nên bắt buộc chọn lý do từ danh mục định sẵn (dropdown: Kỹ năng chuyên sâu, Khách hàng quen, Yêu cầu ngôn ngữ...) hay nên cho phép nhập ghi chú tự do, để sau này thuận tiện cho việc thống kê báo cáo trong luận văn ạ?</w:t>
       </w:r>
@@ -2399,7 +2439,7 @@
         <w:br w:type="textWrapping"/>
       </w:r>
       <w:r>
-        <w:t>2. Về thiết kế Màn hình Lập lịch (Dispatch Board): Cô khuyến nghị em nên trình bày lịch theo dạng Bảng Kanban (các cột là nhân viên, các thẻ là ca khám) hay dạng Timeline / Gantt Chart (trục ngang là giờ trong ngày từ 07:30 đến 17:30) để tạo ấn tượng tốt nhất về mặt trải nghiệm người dùng (UX/UI) trước Hội đồng ạ?</w:t>
+        <w:t>2. Về thiết kế Màn hình Lập lịch (Dispatch Board): em nên trình bày lịch theo dạng Bảng Kanban (các cột là nhân viên, các thẻ là ca khám) hay dạng Timeline / Gantt Chart (trục ngang là giờ trong ngày từ 07:30 đến 17:30) để tạo ấn tượng tốt nhất về mặt trải nghiệm người dùng (UX/UI) trước Hội đồng ạ?</w:t>
       </w:r>
       <w:r>
         <w:br w:type="textWrapping"/>
@@ -2407,16 +2447,14 @@
       <w:r>
         <w:t>3. Về quy mô kịch bản thực nghiệm: Bảng đối sánh 4 chiến lược lập lịch và Thí nghiệm bóc tách Ablation study hiện tại đã đủ các chỉ số theo yêu cầu của Cô chưa, hay em cần bổ sung thêm kịch bản kiểm tra độ nhạy (Sensitivity Analysis) khi số lượng ca tăng đột biến (Stress Test 50 – 100 ca/ngày) ạ?</w:t>
       </w:r>
-    </w:p>
-    <w:p>
-      <w:pPr>
-        <w:spacing w:after="200"/>
-      </w:pPr>
+      <w:bookmarkStart w:id="0" w:name="_GoBack"/>
+      <w:bookmarkEnd w:id="0"/>
     </w:p>
     <w:p>
       <w:pPr>
         <w:pStyle w:val="2"/>
-        <w:spacing w:before="280" w:after="120"/>
+        <w:spacing w:before="280" w:after="120" w:line="360" w:lineRule="auto"/>
+        <w:jc w:val="left"/>
       </w:pPr>
       <w:r>
         <w:rPr>
@@ -2429,7 +2467,8 @@
     <w:p>
       <w:pPr>
         <w:pStyle w:val="3"/>
-        <w:spacing w:before="160" w:after="80"/>
+        <w:spacing w:before="160" w:after="80" w:line="360" w:lineRule="auto"/>
+        <w:jc w:val="left"/>
       </w:pPr>
       <w:r>
         <w:rPr>
@@ -2440,6 +2479,10 @@
       </w:r>
     </w:p>
     <w:p>
+      <w:pPr>
+        <w:spacing w:line="360" w:lineRule="auto"/>
+        <w:jc w:val="left"/>
+      </w:pPr>
       <w:r>
         <w:t>Hệ thống cơ sở dữ liệu đã được thiết kế và đồng bộ 1–1 với Data Dictionary v2.1, bao gồm 23 bảng phân chia thành 6 phân hệ cốt lõi:</w:t>
       </w:r>
@@ -2491,11 +2534,15 @@
     </w:p>
     <w:p>
       <w:pPr>
-        <w:spacing w:before="160" w:after="40"/>
-        <w:jc w:val="center"/>
+        <w:spacing w:before="160" w:after="40" w:line="360" w:lineRule="auto"/>
+        <w:jc w:val="left"/>
       </w:pPr>
     </w:p>
     <w:p>
+      <w:pPr>
+        <w:spacing w:line="360" w:lineRule="auto"/>
+        <w:jc w:val="left"/>
+      </w:pPr>
       <w:r>
         <w:drawing>
           <wp:inline distT="0" distB="0" distL="114300" distR="114300">
@@ -2538,8 +2585,8 @@
     </w:p>
     <w:p>
       <w:pPr>
-        <w:spacing w:after="240"/>
-        <w:jc w:val="center"/>
+        <w:spacing w:after="240" w:line="360" w:lineRule="auto"/>
+        <w:jc w:val="left"/>
       </w:pPr>
       <w:r>
         <w:rPr>
@@ -2555,7 +2602,8 @@
     <w:p>
       <w:pPr>
         <w:pStyle w:val="3"/>
-        <w:spacing w:before="160" w:after="80"/>
+        <w:spacing w:before="160" w:after="80" w:line="360" w:lineRule="auto"/>
+        <w:jc w:val="left"/>
       </w:pPr>
       <w:r>
         <w:rPr>
@@ -2566,22 +2614,39 @@
       </w:r>
     </w:p>
     <w:p>
+      <w:pPr>
+        <w:spacing w:line="360" w:lineRule="auto"/>
+        <w:jc w:val="left"/>
+      </w:pPr>
       <w:r>
-        <w:t>Hệ thống vận hành theo đúng trục giá trị thông tin khép kín mà Cô đã chỉ đạo tại Mục 7: 'Data → AI Duration Prediction → Constraint-aware Scheduling → Human Review → Assignment → Actual Result → Evaluation'. Quy trình được mô hình hóa bằng sơ đồ hoạt động (Activity Diagram) thể hiện sự tương tác nhịp nhàng giữa 4 tác nhân: Khách hàng/Bệnh nhân, Điều phối viên (Coordinator), Nhân viên y tế (Medical Staff) và Động cơ AI/Hệ thống.</w:t>
+        <w:t xml:space="preserve"> 'Data → AI Duration Prediction → Constraint-aware Scheduling → Human Review → Assignment → Actual Result → Evaluation'. </w:t>
       </w:r>
     </w:p>
     <w:p>
       <w:pPr>
-        <w:spacing w:before="160" w:after="40"/>
-        <w:jc w:val="center"/>
+        <w:spacing w:line="360" w:lineRule="auto"/>
+        <w:jc w:val="left"/>
+      </w:pPr>
+      <w:r>
+        <w:t>Quy trình được mô hình hóa bằng sơ đồ hoạt động (Activity Diagram) thể hiện sự tương tác nhịp nhàng giữa 4 tác nhân: Khách hàng/Bệnh nhân, Điều phối viên (Coordinator), Nhân viên y tế (Medical Staff) và Động cơ AI/Hệ thống.</w:t>
+      </w:r>
+    </w:p>
+    <w:p>
+      <w:pPr>
+        <w:spacing w:before="160" w:after="40" w:line="360" w:lineRule="auto"/>
+        <w:jc w:val="left"/>
       </w:pPr>
     </w:p>
     <w:p>
+      <w:pPr>
+        <w:spacing w:line="360" w:lineRule="auto"/>
+        <w:jc w:val="left"/>
+      </w:pPr>
       <w:r>
         <w:drawing>
           <wp:inline distT="0" distB="0" distL="114300" distR="114300">
             <wp:extent cx="5669280" cy="4961890"/>
-            <wp:effectExtent l="0" t="0" r="0" b="0"/>
+            <wp:effectExtent l="0" t="0" r="0" b="6350"/>
             <wp:docPr id="2" name="Picture 2"/>
             <wp:cNvGraphicFramePr>
               <a:graphicFrameLocks xmlns:a="http://schemas.openxmlformats.org/drawingml/2006/main" noChangeAspect="1"/>
@@ -2619,8 +2684,8 @@
     </w:p>
     <w:p>
       <w:pPr>
-        <w:spacing w:after="240"/>
-        <w:jc w:val="center"/>
+        <w:spacing w:after="240" w:line="360" w:lineRule="auto"/>
+        <w:jc w:val="left"/>
       </w:pPr>
       <w:r>
         <w:rPr>
@@ -2636,7 +2701,8 @@
     <w:p>
       <w:pPr>
         <w:pStyle w:val="3"/>
-        <w:spacing w:before="160" w:after="80"/>
+        <w:spacing w:before="160" w:after="80" w:line="360" w:lineRule="auto"/>
+        <w:jc w:val="left"/>
       </w:pPr>
       <w:r>
         <w:rPr>
@@ -2647,6 +2713,10 @@
       </w:r>
     </w:p>
     <w:p>
+      <w:pPr>
+        <w:spacing w:line="360" w:lineRule="auto"/>
+        <w:jc w:val="left"/>
+      </w:pPr>
       <w:r>
         <w:t>• Bộ dữ liệu (Dataset ML v1): Gồm 800 mẫu ca chăm sóc y tế tại 8 phường thuộc TP. Nha Trang. Tuân thủ nguyên tắc No Data Leakage, chỉ sử dụng 8 đặc trưng đã biết trước khi lập lịch:</w:t>
       </w:r>
@@ -2713,7 +2783,8 @@
     </w:p>
     <w:p>
       <w:pPr>
-        <w:spacing w:before="80" w:after="80"/>
+        <w:spacing w:before="80" w:after="80" w:line="360" w:lineRule="auto"/>
+        <w:jc w:val="left"/>
       </w:pPr>
       <w:r>
         <w:rPr>
@@ -2746,11 +2817,11 @@
         </w:tblCellMar>
       </w:tblPr>
       <w:tblGrid>
-        <w:gridCol w:w="3067"/>
-        <w:gridCol w:w="1622"/>
-        <w:gridCol w:w="1633"/>
-        <w:gridCol w:w="1626"/>
-        <w:gridCol w:w="1874"/>
+        <w:gridCol w:w="3010"/>
+        <w:gridCol w:w="1650"/>
+        <w:gridCol w:w="1659"/>
+        <w:gridCol w:w="1653"/>
+        <w:gridCol w:w="1850"/>
       </w:tblGrid>
       <w:tr>
         <w:tblPrEx>
@@ -2785,8 +2856,8 @@
           </w:tcPr>
           <w:p>
             <w:pPr>
-              <w:spacing w:after="0"/>
-              <w:jc w:val="center"/>
+              <w:spacing w:after="0" w:line="360" w:lineRule="auto"/>
+              <w:jc w:val="left"/>
             </w:pPr>
             <w:r>
               <w:rPr>
@@ -2811,8 +2882,8 @@
           </w:tcPr>
           <w:p>
             <w:pPr>
-              <w:spacing w:after="0"/>
-              <w:jc w:val="center"/>
+              <w:spacing w:after="0" w:line="360" w:lineRule="auto"/>
+              <w:jc w:val="left"/>
             </w:pPr>
             <w:r>
               <w:rPr>
@@ -2837,8 +2908,8 @@
           </w:tcPr>
           <w:p>
             <w:pPr>
-              <w:spacing w:after="0"/>
-              <w:jc w:val="center"/>
+              <w:spacing w:after="0" w:line="360" w:lineRule="auto"/>
+              <w:jc w:val="left"/>
             </w:pPr>
             <w:r>
               <w:rPr>
@@ -2863,8 +2934,8 @@
           </w:tcPr>
           <w:p>
             <w:pPr>
-              <w:spacing w:after="0"/>
-              <w:jc w:val="center"/>
+              <w:spacing w:after="0" w:line="360" w:lineRule="auto"/>
+              <w:jc w:val="left"/>
             </w:pPr>
             <w:r>
               <w:rPr>
@@ -2889,8 +2960,8 @@
           </w:tcPr>
           <w:p>
             <w:pPr>
-              <w:spacing w:after="0"/>
-              <w:jc w:val="center"/>
+              <w:spacing w:after="0" w:line="360" w:lineRule="auto"/>
+              <w:jc w:val="left"/>
             </w:pPr>
             <w:r>
               <w:rPr>
@@ -2935,7 +3006,8 @@
           </w:tcPr>
           <w:p>
             <w:pPr>
-              <w:spacing w:after="0"/>
+              <w:spacing w:after="0" w:line="360" w:lineRule="auto"/>
+              <w:jc w:val="left"/>
             </w:pPr>
             <w:r>
               <w:rPr>
@@ -2957,14 +3029,14 @@
           </w:tcPr>
           <w:p>
             <w:pPr>
-              <w:spacing w:after="0"/>
-              <w:jc w:val="center"/>
+              <w:spacing w:after="0" w:line="360" w:lineRule="auto"/>
+              <w:jc w:val="left"/>
             </w:pPr>
             <w:r>
               <w:rPr>
                 <w:sz w:val="18"/>
               </w:rPr>
-              <w:t>13.483</w:t>
+              <w:t>12.325</w:t>
             </w:r>
           </w:p>
         </w:tc>
@@ -2980,14 +3052,14 @@
           </w:tcPr>
           <w:p>
             <w:pPr>
-              <w:spacing w:after="0"/>
-              <w:jc w:val="center"/>
+              <w:spacing w:after="0" w:line="360" w:lineRule="auto"/>
+              <w:jc w:val="left"/>
             </w:pPr>
             <w:r>
               <w:rPr>
                 <w:sz w:val="18"/>
               </w:rPr>
-              <w:t>16.839</w:t>
+              <w:t>15.965</w:t>
             </w:r>
           </w:p>
         </w:tc>
@@ -3003,14 +3075,14 @@
           </w:tcPr>
           <w:p>
             <w:pPr>
-              <w:spacing w:after="0"/>
-              <w:jc w:val="center"/>
+              <w:spacing w:after="0" w:line="360" w:lineRule="auto"/>
+              <w:jc w:val="left"/>
             </w:pPr>
             <w:r>
               <w:rPr>
                 <w:sz w:val="18"/>
               </w:rPr>
-              <w:t>0.3179</w:t>
+              <w:t>0.5468</w:t>
             </w:r>
           </w:p>
         </w:tc>
@@ -3026,7 +3098,8 @@
           </w:tcPr>
           <w:p>
             <w:pPr>
-              <w:spacing w:after="0"/>
+              <w:spacing w:after="0" w:line="360" w:lineRule="auto"/>
+              <w:jc w:val="left"/>
             </w:pPr>
             <w:r>
               <w:rPr>
@@ -3070,7 +3143,8 @@
           </w:tcPr>
           <w:p>
             <w:pPr>
-              <w:spacing w:after="0"/>
+              <w:spacing w:after="0" w:line="360" w:lineRule="auto"/>
+              <w:jc w:val="left"/>
             </w:pPr>
             <w:r>
               <w:rPr>
@@ -3093,14 +3167,14 @@
           </w:tcPr>
           <w:p>
             <w:pPr>
-              <w:spacing w:after="0"/>
-              <w:jc w:val="center"/>
+              <w:spacing w:after="0" w:line="360" w:lineRule="auto"/>
+              <w:jc w:val="left"/>
             </w:pPr>
             <w:r>
               <w:rPr>
                 <w:sz w:val="18"/>
               </w:rPr>
-              <w:t>9.193</w:t>
+              <w:t>8.111</w:t>
             </w:r>
           </w:p>
         </w:tc>
@@ -3117,14 +3191,14 @@
           </w:tcPr>
           <w:p>
             <w:pPr>
-              <w:spacing w:after="0"/>
-              <w:jc w:val="center"/>
+              <w:spacing w:after="0" w:line="360" w:lineRule="auto"/>
+              <w:jc w:val="left"/>
             </w:pPr>
             <w:r>
               <w:rPr>
                 <w:sz w:val="18"/>
               </w:rPr>
-              <w:t>11.294</w:t>
+              <w:t>10.162</w:t>
             </w:r>
           </w:p>
         </w:tc>
@@ -3141,14 +3215,14 @@
           </w:tcPr>
           <w:p>
             <w:pPr>
-              <w:spacing w:after="0"/>
-              <w:jc w:val="center"/>
+              <w:spacing w:after="0" w:line="360" w:lineRule="auto"/>
+              <w:jc w:val="left"/>
             </w:pPr>
             <w:r>
               <w:rPr>
                 <w:sz w:val="18"/>
               </w:rPr>
-              <w:t>0.6932</w:t>
+              <w:t>0.8164</w:t>
             </w:r>
           </w:p>
         </w:tc>
@@ -3165,7 +3239,8 @@
           </w:tcPr>
           <w:p>
             <w:pPr>
-              <w:spacing w:after="0"/>
+              <w:spacing w:after="0" w:line="360" w:lineRule="auto"/>
+              <w:jc w:val="left"/>
             </w:pPr>
             <w:r>
               <w:rPr>
@@ -3208,7 +3283,8 @@
           </w:tcPr>
           <w:p>
             <w:pPr>
-              <w:spacing w:after="0"/>
+              <w:spacing w:after="0" w:line="360" w:lineRule="auto"/>
+              <w:jc w:val="left"/>
             </w:pPr>
             <w:r>
               <w:rPr>
@@ -3230,14 +3306,14 @@
           </w:tcPr>
           <w:p>
             <w:pPr>
-              <w:spacing w:after="0"/>
-              <w:jc w:val="center"/>
+              <w:spacing w:after="0" w:line="360" w:lineRule="auto"/>
+              <w:jc w:val="left"/>
             </w:pPr>
             <w:r>
               <w:rPr>
                 <w:sz w:val="18"/>
               </w:rPr>
-              <w:t>4.467</w:t>
+              <w:t>5.033</w:t>
             </w:r>
           </w:p>
         </w:tc>
@@ -3253,14 +3329,14 @@
           </w:tcPr>
           <w:p>
             <w:pPr>
-              <w:spacing w:after="0"/>
-              <w:jc w:val="center"/>
+              <w:spacing w:after="0" w:line="360" w:lineRule="auto"/>
+              <w:jc w:val="left"/>
             </w:pPr>
             <w:r>
               <w:rPr>
                 <w:sz w:val="18"/>
               </w:rPr>
-              <w:t>5.881</w:t>
+              <w:t>6.249</w:t>
             </w:r>
           </w:p>
         </w:tc>
@@ -3276,14 +3352,14 @@
           </w:tcPr>
           <w:p>
             <w:pPr>
-              <w:spacing w:after="0"/>
-              <w:jc w:val="center"/>
+              <w:spacing w:after="0" w:line="360" w:lineRule="auto"/>
+              <w:jc w:val="left"/>
             </w:pPr>
             <w:r>
               <w:rPr>
                 <w:sz w:val="18"/>
               </w:rPr>
-              <w:t>0.9168</w:t>
+              <w:t>0.9306</w:t>
             </w:r>
           </w:p>
         </w:tc>
@@ -3299,152 +3375,14 @@
           </w:tcPr>
           <w:p>
             <w:pPr>
-              <w:spacing w:after="0"/>
+              <w:spacing w:after="0" w:line="360" w:lineRule="auto"/>
+              <w:jc w:val="left"/>
             </w:pPr>
             <w:r>
               <w:rPr>
                 <w:sz w:val="18"/>
               </w:rPr>
               <w:t>Tuyến tính có điều chuẩn</w:t>
-            </w:r>
-          </w:p>
-        </w:tc>
-      </w:tr>
-      <w:tr>
-        <w:tblPrEx>
-          <w:tblBorders>
-            <w:top w:val="single" w:color="D3D3D3" w:sz="4" w:space="0"/>
-            <w:left w:val="none" w:color="auto" w:sz="0" w:space="0"/>
-            <w:bottom w:val="single" w:color="D3D3D3" w:sz="4" w:space="0"/>
-            <w:right w:val="none" w:color="auto" w:sz="0" w:space="0"/>
-            <w:insideH w:val="single" w:color="D3D3D3" w:sz="4" w:space="0"/>
-            <w:insideV w:val="none" w:color="auto" w:sz="0" w:space="0"/>
-          </w:tblBorders>
-          <w:tblCellMar>
-            <w:top w:w="0" w:type="dxa"/>
-            <w:left w:w="108" w:type="dxa"/>
-            <w:bottom w:w="0" w:type="dxa"/>
-            <w:right w:w="108" w:type="dxa"/>
-          </w:tblCellMar>
-        </w:tblPrEx>
-        <w:trPr>
-          <w:jc w:val="center"/>
-        </w:trPr>
-        <w:tc>
-          <w:tcPr>
-            <w:tcW w:w="3168" w:type="dxa"/>
-            <w:shd w:val="clear" w:color="auto" w:fill="F4F6F9"/>
-            <w:tcMar>
-              <w:top w:w="70" w:type="dxa"/>
-              <w:left w:w="80" w:type="dxa"/>
-              <w:bottom w:w="70" w:type="dxa"/>
-              <w:right w:w="80" w:type="dxa"/>
-            </w:tcMar>
-          </w:tcPr>
-          <w:p>
-            <w:pPr>
-              <w:spacing w:after="0"/>
-            </w:pPr>
-            <w:r>
-              <w:rPr>
-                <w:sz w:val="18"/>
-              </w:rPr>
-              <w:t>Random Forest Regressor</w:t>
-            </w:r>
-          </w:p>
-        </w:tc>
-        <w:tc>
-          <w:tcPr>
-            <w:tcW w:w="1296" w:type="dxa"/>
-            <w:shd w:val="clear" w:color="auto" w:fill="F4F6F9"/>
-            <w:tcMar>
-              <w:top w:w="70" w:type="dxa"/>
-              <w:left w:w="80" w:type="dxa"/>
-              <w:bottom w:w="70" w:type="dxa"/>
-              <w:right w:w="80" w:type="dxa"/>
-            </w:tcMar>
-          </w:tcPr>
-          <w:p>
-            <w:pPr>
-              <w:spacing w:after="0"/>
-              <w:jc w:val="center"/>
-            </w:pPr>
-            <w:r>
-              <w:rPr>
-                <w:sz w:val="18"/>
-              </w:rPr>
-              <w:t>4.634</w:t>
-            </w:r>
-          </w:p>
-        </w:tc>
-        <w:tc>
-          <w:tcPr>
-            <w:tcW w:w="1440" w:type="dxa"/>
-            <w:shd w:val="clear" w:color="auto" w:fill="F4F6F9"/>
-            <w:tcMar>
-              <w:top w:w="70" w:type="dxa"/>
-              <w:left w:w="80" w:type="dxa"/>
-              <w:bottom w:w="70" w:type="dxa"/>
-              <w:right w:w="80" w:type="dxa"/>
-            </w:tcMar>
-          </w:tcPr>
-          <w:p>
-            <w:pPr>
-              <w:spacing w:after="0"/>
-              <w:jc w:val="center"/>
-            </w:pPr>
-            <w:r>
-              <w:rPr>
-                <w:sz w:val="18"/>
-              </w:rPr>
-              <w:t>6.067</w:t>
-            </w:r>
-          </w:p>
-        </w:tc>
-        <w:tc>
-          <w:tcPr>
-            <w:tcW w:w="1296" w:type="dxa"/>
-            <w:shd w:val="clear" w:color="auto" w:fill="F4F6F9"/>
-            <w:tcMar>
-              <w:top w:w="70" w:type="dxa"/>
-              <w:left w:w="80" w:type="dxa"/>
-              <w:bottom w:w="70" w:type="dxa"/>
-              <w:right w:w="80" w:type="dxa"/>
-            </w:tcMar>
-          </w:tcPr>
-          <w:p>
-            <w:pPr>
-              <w:spacing w:after="0"/>
-              <w:jc w:val="center"/>
-            </w:pPr>
-            <w:r>
-              <w:rPr>
-                <w:sz w:val="18"/>
-              </w:rPr>
-              <w:t>0.9115</w:t>
-            </w:r>
-          </w:p>
-        </w:tc>
-        <w:tc>
-          <w:tcPr>
-            <w:tcW w:w="2160" w:type="dxa"/>
-            <w:shd w:val="clear" w:color="auto" w:fill="F4F6F9"/>
-            <w:tcMar>
-              <w:top w:w="70" w:type="dxa"/>
-              <w:left w:w="80" w:type="dxa"/>
-              <w:bottom w:w="70" w:type="dxa"/>
-              <w:right w:w="80" w:type="dxa"/>
-            </w:tcMar>
-          </w:tcPr>
-          <w:p>
-            <w:pPr>
-              <w:spacing w:after="0"/>
-            </w:pPr>
-            <w:r>
-              <w:rPr>
-                <w:sz w:val="18"/>
-              </w:rPr>
-              <w:t>Rừng cây quyết định (Ensemble)</w:t>
             </w:r>
           </w:p>
         </w:tc>
@@ -3482,7 +3420,8 @@
           </w:tcPr>
           <w:p>
             <w:pPr>
-              <w:spacing w:after="0"/>
+              <w:spacing w:after="0" w:line="360" w:lineRule="auto"/>
+              <w:jc w:val="left"/>
             </w:pPr>
             <w:r>
               <w:rPr>
@@ -3490,7 +3429,7 @@
                 <w:color w:val="1B365D"/>
                 <w:sz w:val="19"/>
               </w:rPr>
-              <w:t>HistGradientBoostingRegressor</w:t>
+              <w:t>Random Forest Regressor</w:t>
             </w:r>
           </w:p>
         </w:tc>
@@ -3507,8 +3446,8 @@
           </w:tcPr>
           <w:p>
             <w:pPr>
-              <w:spacing w:after="0"/>
-              <w:jc w:val="center"/>
+              <w:spacing w:after="0" w:line="360" w:lineRule="auto"/>
+              <w:jc w:val="left"/>
             </w:pPr>
             <w:r>
               <w:rPr>
@@ -3516,7 +3455,7 @@
                 <w:color w:val="1B365D"/>
                 <w:sz w:val="19"/>
               </w:rPr>
-              <w:t>4.430</w:t>
+              <w:t>4.710</w:t>
             </w:r>
           </w:p>
         </w:tc>
@@ -3533,8 +3472,8 @@
           </w:tcPr>
           <w:p>
             <w:pPr>
-              <w:spacing w:after="0"/>
-              <w:jc w:val="center"/>
+              <w:spacing w:after="0" w:line="360" w:lineRule="auto"/>
+              <w:jc w:val="left"/>
             </w:pPr>
             <w:r>
               <w:rPr>
@@ -3542,7 +3481,7 @@
                 <w:color w:val="1B365D"/>
                 <w:sz w:val="19"/>
               </w:rPr>
-              <w:t>5.767</w:t>
+              <w:t>6.105</w:t>
             </w:r>
           </w:p>
         </w:tc>
@@ -3559,8 +3498,8 @@
           </w:tcPr>
           <w:p>
             <w:pPr>
-              <w:spacing w:after="0"/>
-              <w:jc w:val="center"/>
+              <w:spacing w:after="0" w:line="360" w:lineRule="auto"/>
+              <w:jc w:val="left"/>
             </w:pPr>
             <w:r>
               <w:rPr>
@@ -3568,7 +3507,7 @@
                 <w:color w:val="1B365D"/>
                 <w:sz w:val="19"/>
               </w:rPr>
-              <w:t>0.9200</w:t>
+              <w:t>0.9337</w:t>
             </w:r>
           </w:p>
         </w:tc>
@@ -3585,7 +3524,8 @@
           </w:tcPr>
           <w:p>
             <w:pPr>
-              <w:spacing w:after="0"/>
+              <w:spacing w:after="0" w:line="360" w:lineRule="auto"/>
+              <w:jc w:val="left"/>
             </w:pPr>
             <w:r>
               <w:rPr>
@@ -3598,30 +3538,16 @@
           </w:p>
         </w:tc>
       </w:tr>
-    </w:tbl>
-    <w:p>
-      <w:pPr>
-        <w:spacing w:after="80"/>
-      </w:pPr>
-    </w:p>
-    <w:tbl>
-      <w:tblPr>
-        <w:tblStyle w:val="12"/>
-        <w:tblW w:w="0" w:type="auto"/>
-        <w:jc w:val="center"/>
-        <w:tblLayout w:type="fixed"/>
-        <w:tblCellMar>
-          <w:top w:w="0" w:type="dxa"/>
-          <w:left w:w="108" w:type="dxa"/>
-          <w:bottom w:w="0" w:type="dxa"/>
-          <w:right w:w="108" w:type="dxa"/>
-        </w:tblCellMar>
-      </w:tblPr>
-      <w:tblGrid>
-        <w:gridCol w:w="9662"/>
-      </w:tblGrid>
       <w:tr>
         <w:tblPrEx>
+          <w:tblBorders>
+            <w:top w:val="single" w:color="D3D3D3" w:sz="4" w:space="0"/>
+            <w:left w:val="none" w:color="auto" w:sz="0" w:space="0"/>
+            <w:bottom w:val="single" w:color="D3D3D3" w:sz="4" w:space="0"/>
+            <w:right w:val="none" w:color="auto" w:sz="0" w:space="0"/>
+            <w:insideH w:val="single" w:color="D3D3D3" w:sz="4" w:space="0"/>
+            <w:insideV w:val="none" w:color="auto" w:sz="0" w:space="0"/>
+          </w:tblBorders>
           <w:tblCellMar>
             <w:top w:w="0" w:type="dxa"/>
             <w:left w:w="108" w:type="dxa"/>
@@ -3634,51 +3560,116 @@
         </w:trPr>
         <w:tc>
           <w:tcPr>
-            <w:tcW w:w="9072" w:type="dxa"/>
-            <w:tcBorders>
-              <w:top w:val="nil"/>
-              <w:left w:val="single" w:color="1B365D" w:sz="24" w:space="0"/>
-              <w:bottom w:val="nil"/>
-              <w:right w:val="nil"/>
-            </w:tcBorders>
-            <w:shd w:val="clear" w:color="auto" w:fill="F8F9FA"/>
+            <w:tcW w:w="3168" w:type="dxa"/>
             <w:tcMar>
-              <w:top w:w="140" w:type="dxa"/>
-              <w:left w:w="200" w:type="dxa"/>
-              <w:bottom w:w="140" w:type="dxa"/>
-              <w:right w:w="150" w:type="dxa"/>
+              <w:top w:w="70" w:type="dxa"/>
+              <w:left w:w="80" w:type="dxa"/>
+              <w:bottom w:w="70" w:type="dxa"/>
+              <w:right w:w="80" w:type="dxa"/>
             </w:tcMar>
           </w:tcPr>
           <w:p>
             <w:pPr>
-              <w:spacing w:before="0" w:after="40" w:line="276" w:lineRule="auto"/>
+              <w:spacing w:after="0" w:line="360" w:lineRule="auto"/>
+              <w:jc w:val="left"/>
             </w:pPr>
             <w:r>
               <w:rPr>
-                <w:rFonts w:ascii="Times New Roman" w:hAnsi="Times New Roman"/>
-                <w:b/>
-                <w:color w:val="1B365D"/>
-                <w:sz w:val="22"/>
-              </w:rPr>
-              <w:t>📌 KẾT LUẬN ĐÓNG GÓP CỦA MÔ HÌNH MACHINE LEARNING</w:t>
-            </w:r>
-            <w:r>
-              <w:rPr>
-                <w:rFonts w:ascii="Times New Roman" w:hAnsi="Times New Roman"/>
-                <w:b/>
-                <w:color w:val="1B365D"/>
-                <w:sz w:val="22"/>
-              </w:rPr>
-              <w:br w:type="textWrapping"/>
-            </w:r>
-            <w:r>
-              <w:rPr>
-                <w:rFonts w:ascii="Times New Roman" w:hAnsi="Times New Roman"/>
-                <w:i/>
-                <w:color w:val="282828"/>
-                <w:sz w:val="21"/>
-              </w:rPr>
-              <w:t>Ý nghĩa học thuật cho đồ án MIS: Việc ứng dụng mô hình HistGradientBoostingRegressor đã giúp giảm 67.1% sai số dự đoán thời lượng so với định mức cố định (MAE giảm từ 13.48 phút xuống 4.43 phút). Mô hình giải thích được 92% sự biến thiên thực tế (R² = 0.920), cung cấp đầu vào chính xác tuyệt đối cho thuật toán lập lịch.</w:t>
+                <w:sz w:val="18"/>
+              </w:rPr>
+              <w:t>HistGradientBoostingRegressor</w:t>
+            </w:r>
+          </w:p>
+        </w:tc>
+        <w:tc>
+          <w:tcPr>
+            <w:tcW w:w="1296" w:type="dxa"/>
+            <w:tcMar>
+              <w:top w:w="70" w:type="dxa"/>
+              <w:left w:w="80" w:type="dxa"/>
+              <w:bottom w:w="70" w:type="dxa"/>
+              <w:right w:w="80" w:type="dxa"/>
+            </w:tcMar>
+          </w:tcPr>
+          <w:p>
+            <w:pPr>
+              <w:spacing w:after="0" w:line="360" w:lineRule="auto"/>
+              <w:jc w:val="left"/>
+            </w:pPr>
+            <w:r>
+              <w:rPr>
+                <w:sz w:val="18"/>
+              </w:rPr>
+              <w:t>4.750</w:t>
+            </w:r>
+          </w:p>
+        </w:tc>
+        <w:tc>
+          <w:tcPr>
+            <w:tcW w:w="1440" w:type="dxa"/>
+            <w:tcMar>
+              <w:top w:w="70" w:type="dxa"/>
+              <w:left w:w="80" w:type="dxa"/>
+              <w:bottom w:w="70" w:type="dxa"/>
+              <w:right w:w="80" w:type="dxa"/>
+            </w:tcMar>
+          </w:tcPr>
+          <w:p>
+            <w:pPr>
+              <w:spacing w:after="0" w:line="360" w:lineRule="auto"/>
+              <w:jc w:val="left"/>
+            </w:pPr>
+            <w:r>
+              <w:rPr>
+                <w:sz w:val="18"/>
+              </w:rPr>
+              <w:t>6.074</w:t>
+            </w:r>
+          </w:p>
+        </w:tc>
+        <w:tc>
+          <w:tcPr>
+            <w:tcW w:w="1296" w:type="dxa"/>
+            <w:tcMar>
+              <w:top w:w="70" w:type="dxa"/>
+              <w:left w:w="80" w:type="dxa"/>
+              <w:bottom w:w="70" w:type="dxa"/>
+              <w:right w:w="80" w:type="dxa"/>
+            </w:tcMar>
+          </w:tcPr>
+          <w:p>
+            <w:pPr>
+              <w:spacing w:after="0" w:line="360" w:lineRule="auto"/>
+              <w:jc w:val="left"/>
+            </w:pPr>
+            <w:r>
+              <w:rPr>
+                <w:sz w:val="18"/>
+              </w:rPr>
+              <w:t>0.9344</w:t>
+            </w:r>
+          </w:p>
+        </w:tc>
+        <w:tc>
+          <w:tcPr>
+            <w:tcW w:w="2160" w:type="dxa"/>
+            <w:tcMar>
+              <w:top w:w="70" w:type="dxa"/>
+              <w:left w:w="80" w:type="dxa"/>
+              <w:bottom w:w="70" w:type="dxa"/>
+              <w:right w:w="80" w:type="dxa"/>
+            </w:tcMar>
+          </w:tcPr>
+          <w:p>
+            <w:pPr>
+              <w:spacing w:after="0" w:line="360" w:lineRule="auto"/>
+              <w:jc w:val="left"/>
+            </w:pPr>
+            <w:r>
+              <w:rPr>
+                <w:sz w:val="18"/>
+              </w:rPr>
+              <w:t>Tương đương Random Forest</w:t>
             </w:r>
           </w:p>
         </w:tc>
@@ -3686,13 +3677,15 @@
     </w:tbl>
     <w:p>
       <w:pPr>
-        <w:spacing w:after="80"/>
+        <w:spacing w:after="80" w:line="360" w:lineRule="auto"/>
+        <w:jc w:val="left"/>
       </w:pPr>
     </w:p>
     <w:p>
       <w:pPr>
         <w:pStyle w:val="3"/>
-        <w:spacing w:before="160" w:after="80"/>
+        <w:spacing w:before="160" w:after="80" w:line="360" w:lineRule="auto"/>
+        <w:jc w:val="left"/>
       </w:pPr>
       <w:r>
         <w:rPr>
@@ -3703,6 +3696,10 @@
       </w:r>
     </w:p>
     <w:p>
+      <w:pPr>
+        <w:spacing w:line="360" w:lineRule="auto"/>
+        <w:jc w:val="left"/>
+      </w:pPr>
       <w:r>
         <w:t>Hệ thống lập lịch được xây dựng theo kiến trúc 2 tầng (Two-Stage Hybrid Optimization):</w:t>
       </w:r>
@@ -3773,7 +3770,8 @@
     <w:p>
       <w:pPr>
         <w:pStyle w:val="3"/>
-        <w:spacing w:before="160" w:after="80"/>
+        <w:spacing w:before="160" w:after="80" w:line="360" w:lineRule="auto"/>
+        <w:jc w:val="left"/>
       </w:pPr>
       <w:r>
         <w:rPr>
@@ -3784,13 +3782,18 @@
       </w:r>
     </w:p>
     <w:p>
+      <w:pPr>
+        <w:spacing w:line="360" w:lineRule="auto"/>
+        <w:jc w:val="left"/>
+      </w:pPr>
       <w:r>
         <w:t>Thực nghiệm được thiết kế và thực thi tự động qua script `run_experiments.py`, so sánh 4 giải thuật phân công trên cùng một tập dữ liệu ca khám tại Nha Trang theo đúng hướng dẫn tại Mục 4 của Cô:</w:t>
       </w:r>
     </w:p>
     <w:p>
       <w:pPr>
-        <w:spacing w:before="80" w:after="80"/>
+        <w:spacing w:before="80" w:after="80" w:line="360" w:lineRule="auto"/>
+        <w:jc w:val="left"/>
       </w:pPr>
       <w:r>
         <w:rPr>
@@ -3823,13 +3826,13 @@
         </w:tblCellMar>
       </w:tblPr>
       <w:tblGrid>
-        <w:gridCol w:w="2289"/>
-        <w:gridCol w:w="1252"/>
-        <w:gridCol w:w="1262"/>
-        <w:gridCol w:w="1253"/>
-        <w:gridCol w:w="1237"/>
-        <w:gridCol w:w="1252"/>
-        <w:gridCol w:w="1237"/>
+        <w:gridCol w:w="2285"/>
+        <w:gridCol w:w="1250"/>
+        <w:gridCol w:w="1260"/>
+        <w:gridCol w:w="1251"/>
+        <w:gridCol w:w="1235"/>
+        <w:gridCol w:w="1250"/>
+        <w:gridCol w:w="1251"/>
       </w:tblGrid>
       <w:tr>
         <w:tblPrEx>
@@ -3864,8 +3867,8 @@
           </w:tcPr>
           <w:p>
             <w:pPr>
-              <w:spacing w:after="0"/>
-              <w:jc w:val="center"/>
+              <w:spacing w:after="0" w:line="360" w:lineRule="auto"/>
+              <w:jc w:val="left"/>
             </w:pPr>
             <w:r>
               <w:rPr>
@@ -3890,8 +3893,8 @@
           </w:tcPr>
           <w:p>
             <w:pPr>
-              <w:spacing w:after="0"/>
-              <w:jc w:val="center"/>
+              <w:spacing w:after="0" w:line="360" w:lineRule="auto"/>
+              <w:jc w:val="left"/>
             </w:pPr>
             <w:r>
               <w:rPr>
@@ -3916,8 +3919,8 @@
           </w:tcPr>
           <w:p>
             <w:pPr>
-              <w:spacing w:after="0"/>
-              <w:jc w:val="center"/>
+              <w:spacing w:after="0" w:line="360" w:lineRule="auto"/>
+              <w:jc w:val="left"/>
             </w:pPr>
             <w:r>
               <w:rPr>
@@ -3942,8 +3945,8 @@
           </w:tcPr>
           <w:p>
             <w:pPr>
-              <w:spacing w:after="0"/>
-              <w:jc w:val="center"/>
+              <w:spacing w:after="0" w:line="360" w:lineRule="auto"/>
+              <w:jc w:val="left"/>
             </w:pPr>
             <w:r>
               <w:rPr>
@@ -3968,8 +3971,8 @@
           </w:tcPr>
           <w:p>
             <w:pPr>
-              <w:spacing w:after="0"/>
-              <w:jc w:val="center"/>
+              <w:spacing w:after="0" w:line="360" w:lineRule="auto"/>
+              <w:jc w:val="left"/>
             </w:pPr>
             <w:r>
               <w:rPr>
@@ -3994,8 +3997,8 @@
           </w:tcPr>
           <w:p>
             <w:pPr>
-              <w:spacing w:after="0"/>
-              <w:jc w:val="center"/>
+              <w:spacing w:after="0" w:line="360" w:lineRule="auto"/>
+              <w:jc w:val="left"/>
             </w:pPr>
             <w:r>
               <w:rPr>
@@ -4020,8 +4023,8 @@
           </w:tcPr>
           <w:p>
             <w:pPr>
-              <w:spacing w:after="0"/>
-              <w:jc w:val="center"/>
+              <w:spacing w:after="0" w:line="360" w:lineRule="auto"/>
+              <w:jc w:val="left"/>
             </w:pPr>
             <w:r>
               <w:rPr>
@@ -4066,7 +4069,8 @@
           </w:tcPr>
           <w:p>
             <w:pPr>
-              <w:spacing w:after="0"/>
+              <w:spacing w:after="0" w:line="360" w:lineRule="auto"/>
+              <w:jc w:val="left"/>
             </w:pPr>
             <w:r>
               <w:rPr>
@@ -4088,14 +4092,14 @@
           </w:tcPr>
           <w:p>
             <w:pPr>
-              <w:spacing w:after="0"/>
-              <w:jc w:val="center"/>
+              <w:spacing w:after="0" w:line="360" w:lineRule="auto"/>
+              <w:jc w:val="left"/>
             </w:pPr>
             <w:r>
               <w:rPr>
                 <w:sz w:val="17"/>
               </w:rPr>
-              <w:t>40.0%</w:t>
+              <w:t>80.0%</w:t>
             </w:r>
           </w:p>
         </w:tc>
@@ -4111,14 +4115,14 @@
           </w:tcPr>
           <w:p>
             <w:pPr>
-              <w:spacing w:after="0"/>
-              <w:jc w:val="center"/>
+              <w:spacing w:after="0" w:line="360" w:lineRule="auto"/>
+              <w:jc w:val="left"/>
             </w:pPr>
             <w:r>
               <w:rPr>
                 <w:sz w:val="17"/>
               </w:rPr>
-              <w:t>10.00 phút</w:t>
+              <w:t>7.25 phút</w:t>
             </w:r>
           </w:p>
         </w:tc>
@@ -4134,14 +4138,14 @@
           </w:tcPr>
           <w:p>
             <w:pPr>
-              <w:spacing w:after="0"/>
-              <w:jc w:val="center"/>
+              <w:spacing w:after="0" w:line="360" w:lineRule="auto"/>
+              <w:jc w:val="left"/>
             </w:pPr>
             <w:r>
               <w:rPr>
                 <w:sz w:val="17"/>
               </w:rPr>
-              <w:t>5.60 km</w:t>
+              <w:t>7.24 km</w:t>
             </w:r>
           </w:p>
         </w:tc>
@@ -4157,14 +4161,14 @@
           </w:tcPr>
           <w:p>
             <w:pPr>
-              <w:spacing w:after="0"/>
-              <w:jc w:val="center"/>
+              <w:spacing w:after="0" w:line="360" w:lineRule="auto"/>
+              <w:jc w:val="left"/>
             </w:pPr>
             <w:r>
               <w:rPr>
                 <w:sz w:val="17"/>
               </w:rPr>
-              <w:t>44.40</w:t>
+              <w:t>41.71</w:t>
             </w:r>
           </w:p>
         </w:tc>
@@ -4180,14 +4184,14 @@
           </w:tcPr>
           <w:p>
             <w:pPr>
-              <w:spacing w:after="0"/>
-              <w:jc w:val="center"/>
+              <w:spacing w:after="0" w:line="360" w:lineRule="auto"/>
+              <w:jc w:val="left"/>
             </w:pPr>
             <w:r>
               <w:rPr>
                 <w:sz w:val="17"/>
               </w:rPr>
-              <w:t>0.8626</w:t>
+              <w:t>0.9108</w:t>
             </w:r>
           </w:p>
         </w:tc>
@@ -4203,14 +4207,14 @@
           </w:tcPr>
           <w:p>
             <w:pPr>
-              <w:spacing w:after="0"/>
-              <w:jc w:val="center"/>
+              <w:spacing w:after="0" w:line="360" w:lineRule="auto"/>
+              <w:jc w:val="left"/>
             </w:pPr>
             <w:r>
               <w:rPr>
                 <w:sz w:val="17"/>
               </w:rPr>
-              <w:t>62.48 ms</w:t>
+              <w:t>75.15 ms</w:t>
             </w:r>
           </w:p>
         </w:tc>
@@ -4248,7 +4252,8 @@
           </w:tcPr>
           <w:p>
             <w:pPr>
-              <w:spacing w:after="0"/>
+              <w:spacing w:after="0" w:line="360" w:lineRule="auto"/>
+              <w:jc w:val="left"/>
             </w:pPr>
             <w:r>
               <w:rPr>
@@ -4271,14 +4276,14 @@
           </w:tcPr>
           <w:p>
             <w:pPr>
-              <w:spacing w:after="0"/>
-              <w:jc w:val="center"/>
+              <w:spacing w:after="0" w:line="360" w:lineRule="auto"/>
+              <w:jc w:val="left"/>
             </w:pPr>
             <w:r>
               <w:rPr>
                 <w:sz w:val="17"/>
               </w:rPr>
-              <w:t>40.0%</w:t>
+              <w:t>80.0%</w:t>
             </w:r>
           </w:p>
         </w:tc>
@@ -4295,14 +4300,14 @@
           </w:tcPr>
           <w:p>
             <w:pPr>
-              <w:spacing w:after="0"/>
-              <w:jc w:val="center"/>
+              <w:spacing w:after="0" w:line="360" w:lineRule="auto"/>
+              <w:jc w:val="left"/>
             </w:pPr>
             <w:r>
               <w:rPr>
                 <w:sz w:val="17"/>
               </w:rPr>
-              <w:t>8.00 phút</w:t>
+              <w:t>4.75 phút</w:t>
             </w:r>
           </w:p>
         </w:tc>
@@ -4319,14 +4324,14 @@
           </w:tcPr>
           <w:p>
             <w:pPr>
-              <w:spacing w:after="0"/>
-              <w:jc w:val="center"/>
+              <w:spacing w:after="0" w:line="360" w:lineRule="auto"/>
+              <w:jc w:val="left"/>
             </w:pPr>
             <w:r>
               <w:rPr>
                 <w:sz w:val="17"/>
               </w:rPr>
-              <w:t>4.00 km</w:t>
+              <w:t>3.64 km</w:t>
             </w:r>
           </w:p>
         </w:tc>
@@ -4343,14 +4348,14 @@
           </w:tcPr>
           <w:p>
             <w:pPr>
-              <w:spacing w:after="0"/>
-              <w:jc w:val="center"/>
+              <w:spacing w:after="0" w:line="360" w:lineRule="auto"/>
+              <w:jc w:val="left"/>
             </w:pPr>
             <w:r>
               <w:rPr>
                 <w:sz w:val="17"/>
               </w:rPr>
-              <w:t>30.45</w:t>
+              <w:t>34.05</w:t>
             </w:r>
           </w:p>
         </w:tc>
@@ -4367,14 +4372,14 @@
           </w:tcPr>
           <w:p>
             <w:pPr>
-              <w:spacing w:after="0"/>
-              <w:jc w:val="center"/>
+              <w:spacing w:after="0" w:line="360" w:lineRule="auto"/>
+              <w:jc w:val="left"/>
             </w:pPr>
             <w:r>
               <w:rPr>
                 <w:sz w:val="17"/>
               </w:rPr>
-              <w:t>0.8733</w:t>
+              <w:t>0.9803</w:t>
             </w:r>
           </w:p>
         </w:tc>
@@ -4391,14 +4396,14 @@
           </w:tcPr>
           <w:p>
             <w:pPr>
-              <w:spacing w:after="0"/>
-              <w:jc w:val="center"/>
+              <w:spacing w:after="0" w:line="360" w:lineRule="auto"/>
+              <w:jc w:val="left"/>
             </w:pPr>
             <w:r>
               <w:rPr>
                 <w:sz w:val="17"/>
               </w:rPr>
-              <w:t>47.62 ms</w:t>
+              <w:t>70.00 ms</w:t>
             </w:r>
           </w:p>
         </w:tc>
@@ -4435,7 +4440,8 @@
           </w:tcPr>
           <w:p>
             <w:pPr>
-              <w:spacing w:after="0"/>
+              <w:spacing w:after="0" w:line="360" w:lineRule="auto"/>
+              <w:jc w:val="left"/>
             </w:pPr>
             <w:r>
               <w:rPr>
@@ -4457,14 +4463,14 @@
           </w:tcPr>
           <w:p>
             <w:pPr>
-              <w:spacing w:after="0"/>
-              <w:jc w:val="center"/>
+              <w:spacing w:after="0" w:line="360" w:lineRule="auto"/>
+              <w:jc w:val="left"/>
             </w:pPr>
             <w:r>
               <w:rPr>
                 <w:sz w:val="17"/>
               </w:rPr>
-              <w:t>40.0%</w:t>
+              <w:t>80.0%</w:t>
             </w:r>
           </w:p>
         </w:tc>
@@ -4480,14 +4486,14 @@
           </w:tcPr>
           <w:p>
             <w:pPr>
-              <w:spacing w:after="0"/>
-              <w:jc w:val="center"/>
+              <w:spacing w:after="0" w:line="360" w:lineRule="auto"/>
+              <w:jc w:val="left"/>
             </w:pPr>
             <w:r>
               <w:rPr>
                 <w:sz w:val="17"/>
               </w:rPr>
-              <w:t>8.00 phút</w:t>
+              <w:t>4.75 phút</w:t>
             </w:r>
           </w:p>
         </w:tc>
@@ -4503,14 +4509,14 @@
           </w:tcPr>
           <w:p>
             <w:pPr>
-              <w:spacing w:after="0"/>
-              <w:jc w:val="center"/>
+              <w:spacing w:after="0" w:line="360" w:lineRule="auto"/>
+              <w:jc w:val="left"/>
             </w:pPr>
             <w:r>
               <w:rPr>
                 <w:sz w:val="17"/>
               </w:rPr>
-              <w:t>4.00 km</w:t>
+              <w:t>3.64 km</w:t>
             </w:r>
           </w:p>
         </w:tc>
@@ -4526,14 +4532,14 @@
           </w:tcPr>
           <w:p>
             <w:pPr>
-              <w:spacing w:after="0"/>
-              <w:jc w:val="center"/>
+              <w:spacing w:after="0" w:line="360" w:lineRule="auto"/>
+              <w:jc w:val="left"/>
             </w:pPr>
             <w:r>
               <w:rPr>
                 <w:sz w:val="17"/>
               </w:rPr>
-              <w:t>30.45</w:t>
+              <w:t>34.05</w:t>
             </w:r>
           </w:p>
         </w:tc>
@@ -4549,14 +4555,14 @@
           </w:tcPr>
           <w:p>
             <w:pPr>
-              <w:spacing w:after="0"/>
-              <w:jc w:val="center"/>
+              <w:spacing w:after="0" w:line="360" w:lineRule="auto"/>
+              <w:jc w:val="left"/>
             </w:pPr>
             <w:r>
               <w:rPr>
                 <w:sz w:val="17"/>
               </w:rPr>
-              <w:t>0.8733</w:t>
+              <w:t>0.9803</w:t>
             </w:r>
           </w:p>
         </w:tc>
@@ -4572,14 +4578,14 @@
           </w:tcPr>
           <w:p>
             <w:pPr>
-              <w:spacing w:after="0"/>
-              <w:jc w:val="center"/>
+              <w:spacing w:after="0" w:line="360" w:lineRule="auto"/>
+              <w:jc w:val="left"/>
             </w:pPr>
             <w:r>
               <w:rPr>
                 <w:sz w:val="17"/>
               </w:rPr>
-              <w:t>43.86 ms</w:t>
+              <w:t>57.57 ms</w:t>
             </w:r>
           </w:p>
         </w:tc>
@@ -4617,7 +4623,8 @@
           </w:tcPr>
           <w:p>
             <w:pPr>
-              <w:spacing w:after="0"/>
+              <w:spacing w:after="0" w:line="360" w:lineRule="auto"/>
+              <w:jc w:val="left"/>
             </w:pPr>
             <w:r>
               <w:rPr>
@@ -4642,8 +4649,8 @@
           </w:tcPr>
           <w:p>
             <w:pPr>
-              <w:spacing w:after="0"/>
-              <w:jc w:val="center"/>
+              <w:spacing w:after="0" w:line="360" w:lineRule="auto"/>
+              <w:jc w:val="left"/>
             </w:pPr>
             <w:r>
               <w:rPr>
@@ -4651,7 +4658,7 @@
                 <w:color w:val="1B365D"/>
                 <w:sz w:val="18"/>
               </w:rPr>
-              <w:t>40.0%</w:t>
+              <w:t>80.0%</w:t>
             </w:r>
           </w:p>
         </w:tc>
@@ -4668,8 +4675,8 @@
           </w:tcPr>
           <w:p>
             <w:pPr>
-              <w:spacing w:after="0"/>
-              <w:jc w:val="center"/>
+              <w:spacing w:after="0" w:line="360" w:lineRule="auto"/>
+              <w:jc w:val="left"/>
             </w:pPr>
             <w:r>
               <w:rPr>
@@ -4677,7 +4684,7 @@
                 <w:color w:val="1B365D"/>
                 <w:sz w:val="18"/>
               </w:rPr>
-              <w:t>6.56 phút</w:t>
+              <w:t>4.75 phút</w:t>
             </w:r>
           </w:p>
         </w:tc>
@@ -4694,8 +4701,8 @@
           </w:tcPr>
           <w:p>
             <w:pPr>
-              <w:spacing w:after="0"/>
-              <w:jc w:val="center"/>
+              <w:spacing w:after="0" w:line="360" w:lineRule="auto"/>
+              <w:jc w:val="left"/>
             </w:pPr>
             <w:r>
               <w:rPr>
@@ -4703,7 +4710,7 @@
                 <w:color w:val="1B365D"/>
                 <w:sz w:val="18"/>
               </w:rPr>
-              <w:t>3.28 km</w:t>
+              <w:t>3.64 km</w:t>
             </w:r>
           </w:p>
         </w:tc>
@@ -4720,8 +4727,8 @@
           </w:tcPr>
           <w:p>
             <w:pPr>
-              <w:spacing w:after="0"/>
-              <w:jc w:val="center"/>
+              <w:spacing w:after="0" w:line="360" w:lineRule="auto"/>
+              <w:jc w:val="left"/>
             </w:pPr>
             <w:r>
               <w:rPr>
@@ -4729,7 +4736,7 @@
                 <w:color w:val="1B365D"/>
                 <w:sz w:val="18"/>
               </w:rPr>
-              <w:t>22.84</w:t>
+              <w:t>34.05</w:t>
             </w:r>
           </w:p>
         </w:tc>
@@ -4746,8 +4753,8 @@
           </w:tcPr>
           <w:p>
             <w:pPr>
-              <w:spacing w:after="0"/>
-              <w:jc w:val="center"/>
+              <w:spacing w:after="0" w:line="360" w:lineRule="auto"/>
+              <w:jc w:val="left"/>
             </w:pPr>
             <w:r>
               <w:rPr>
@@ -4755,7 +4762,7 @@
                 <w:color w:val="1B365D"/>
                 <w:sz w:val="18"/>
               </w:rPr>
-              <w:t>0.9432</w:t>
+              <w:t>0.9803</w:t>
             </w:r>
           </w:p>
         </w:tc>
@@ -4772,8 +4779,8 @@
           </w:tcPr>
           <w:p>
             <w:pPr>
-              <w:spacing w:after="0"/>
-              <w:jc w:val="center"/>
+              <w:spacing w:after="0" w:line="360" w:lineRule="auto"/>
+              <w:jc w:val="left"/>
             </w:pPr>
             <w:r>
               <w:rPr>
@@ -4781,7 +4788,7 @@
                 <w:color w:val="1B365D"/>
                 <w:sz w:val="18"/>
               </w:rPr>
-              <w:t>20.55 ms</w:t>
+              <w:t>109.22 ms</w:t>
             </w:r>
           </w:p>
         </w:tc>
@@ -4789,170 +4796,15 @@
     </w:tbl>
     <w:p>
       <w:pPr>
-        <w:spacing w:after="80"/>
-      </w:pPr>
-    </w:p>
-    <w:tbl>
-      <w:tblPr>
-        <w:tblStyle w:val="12"/>
-        <w:tblW w:w="0" w:type="auto"/>
-        <w:jc w:val="center"/>
-        <w:tblLayout w:type="fixed"/>
-        <w:tblCellMar>
-          <w:top w:w="0" w:type="dxa"/>
-          <w:left w:w="108" w:type="dxa"/>
-          <w:bottom w:w="0" w:type="dxa"/>
-          <w:right w:w="108" w:type="dxa"/>
-        </w:tblCellMar>
-      </w:tblPr>
-      <w:tblGrid>
-        <w:gridCol w:w="9662"/>
-      </w:tblGrid>
-      <w:tr>
-        <w:tblPrEx>
-          <w:tblCellMar>
-            <w:top w:w="0" w:type="dxa"/>
-            <w:left w:w="108" w:type="dxa"/>
-            <w:bottom w:w="0" w:type="dxa"/>
-            <w:right w:w="108" w:type="dxa"/>
-          </w:tblCellMar>
-        </w:tblPrEx>
-        <w:trPr>
-          <w:jc w:val="center"/>
-        </w:trPr>
-        <w:tc>
-          <w:tcPr>
-            <w:tcW w:w="9072" w:type="dxa"/>
-            <w:tcBorders>
-              <w:top w:val="nil"/>
-              <w:left w:val="single" w:color="1B365D" w:sz="24" w:space="0"/>
-              <w:bottom w:val="nil"/>
-              <w:right w:val="nil"/>
-            </w:tcBorders>
-            <w:shd w:val="clear" w:color="auto" w:fill="F8F9FA"/>
-            <w:tcMar>
-              <w:top w:w="140" w:type="dxa"/>
-              <w:left w:w="200" w:type="dxa"/>
-              <w:bottom w:w="140" w:type="dxa"/>
-              <w:right w:w="150" w:type="dxa"/>
-            </w:tcMar>
-          </w:tcPr>
-          <w:p>
-            <w:pPr>
-              <w:spacing w:before="0" w:after="40" w:line="276" w:lineRule="auto"/>
-            </w:pPr>
-            <w:r>
-              <w:rPr>
-                <w:rFonts w:ascii="Times New Roman" w:hAnsi="Times New Roman"/>
-                <w:b/>
-                <w:color w:val="1B365D"/>
-                <w:sz w:val="22"/>
-              </w:rPr>
-              <w:t>📌 ĐÁNH GIÁ ĐÓNG GÓP CỦA THUẬT TOÁN OR-TOOLS CP-SAT</w:t>
-            </w:r>
-            <w:r>
-              <w:rPr>
-                <w:rFonts w:ascii="Times New Roman" w:hAnsi="Times New Roman"/>
-                <w:b/>
-                <w:color w:val="1B365D"/>
-                <w:sz w:val="22"/>
-              </w:rPr>
-              <w:br w:type="textWrapping"/>
-            </w:r>
-            <w:r>
-              <w:rPr>
-                <w:rFonts w:ascii="Times New Roman" w:hAnsi="Times New Roman"/>
-                <w:i/>
-                <w:color w:val="282828"/>
-                <w:sz w:val="21"/>
-              </w:rPr>
-              <w:t>Nhận xét thực nghiệm: Giải thuật tối ưu hóa toàn cục Google OR-Tools CP-SAT vượt trội toàn diện so với các thuật toán tham lam:</w:t>
-            </w:r>
-            <w:r>
-              <w:rPr>
-                <w:rFonts w:ascii="Times New Roman" w:hAnsi="Times New Roman"/>
-                <w:i/>
-                <w:color w:val="282828"/>
-                <w:sz w:val="21"/>
-              </w:rPr>
-              <w:br w:type="textWrapping"/>
-            </w:r>
-            <w:r>
-              <w:rPr>
-                <w:rFonts w:ascii="Times New Roman" w:hAnsi="Times New Roman"/>
-                <w:i/>
-                <w:color w:val="282828"/>
-                <w:sz w:val="21"/>
-              </w:rPr>
-              <w:t>• Tiết kiệm 34.4% thời gian di chuyển (từ 10.0 phút xuống 6.56 phút/ca).</w:t>
-            </w:r>
-            <w:r>
-              <w:rPr>
-                <w:rFonts w:ascii="Times New Roman" w:hAnsi="Times New Roman"/>
-                <w:i/>
-                <w:color w:val="282828"/>
-                <w:sz w:val="21"/>
-              </w:rPr>
-              <w:br w:type="textWrapping"/>
-            </w:r>
-            <w:r>
-              <w:rPr>
-                <w:rFonts w:ascii="Times New Roman" w:hAnsi="Times New Roman"/>
-                <w:i/>
-                <w:color w:val="282828"/>
-                <w:sz w:val="21"/>
-              </w:rPr>
-              <w:t>• Cắt giảm 41.4% tổng quãng đường di chuyển (từ 5.60 km xuống 3.28 km).</w:t>
-            </w:r>
-            <w:r>
-              <w:rPr>
-                <w:rFonts w:ascii="Times New Roman" w:hAnsi="Times New Roman"/>
-                <w:i/>
-                <w:color w:val="282828"/>
-                <w:sz w:val="21"/>
-              </w:rPr>
-              <w:br w:type="textWrapping"/>
-            </w:r>
-            <w:r>
-              <w:rPr>
-                <w:rFonts w:ascii="Times New Roman" w:hAnsi="Times New Roman"/>
-                <w:i/>
-                <w:color w:val="282828"/>
-                <w:sz w:val="21"/>
-              </w:rPr>
-              <w:t>• Cân bằng tải công việc giữa các điều dưỡng tốt nhất: độ lệch chuẩn giảm từ 44.40 xuống 22.84 (giảm 48.5%), triệt tiêu tình trạng quá tải cục bộ.</w:t>
-            </w:r>
-            <w:r>
-              <w:rPr>
-                <w:rFonts w:ascii="Times New Roman" w:hAnsi="Times New Roman"/>
-                <w:i/>
-                <w:color w:val="282828"/>
-                <w:sz w:val="21"/>
-              </w:rPr>
-              <w:br w:type="textWrapping"/>
-            </w:r>
-            <w:r>
-              <w:rPr>
-                <w:rFonts w:ascii="Times New Roman" w:hAnsi="Times New Roman"/>
-                <w:i/>
-                <w:color w:val="282828"/>
-                <w:sz w:val="21"/>
-              </w:rPr>
-              <w:t>• Đạt điểm số chất lượng phân công DSS cao nhất (0.9432) với tốc độ giải cực nhanh (chỉ mất 20.55 ms).</w:t>
-            </w:r>
-          </w:p>
-        </w:tc>
-      </w:tr>
-    </w:tbl>
-    <w:p>
-      <w:pPr>
-        <w:spacing w:after="80"/>
+        <w:spacing w:after="80" w:line="360" w:lineRule="auto"/>
+        <w:jc w:val="left"/>
       </w:pPr>
     </w:p>
     <w:p>
       <w:pPr>
         <w:pStyle w:val="3"/>
-        <w:spacing w:before="160" w:after="80"/>
+        <w:spacing w:before="160" w:after="80" w:line="360" w:lineRule="auto"/>
+        <w:jc w:val="left"/>
       </w:pPr>
       <w:r>
         <w:rPr>
@@ -4963,13 +4815,18 @@
       </w:r>
     </w:p>
     <w:p>
+      <w:pPr>
+        <w:spacing w:line="360" w:lineRule="auto"/>
+        <w:jc w:val="left"/>
+      </w:pPr>
       <w:r>
-        <w:t>Theo yêu cầu bắt buộc của Cô tại Mục 4: 'Ablation bắt buộc: Default Duration + OR-Tools so với AI Predicted Duration + OR-Tools. Không viết trước kết luận rằng AI chắc chắn cải thiện. Báo cáo đúng kết quả thực nghiệm định lượng'. Bảng số liệu dưới đây minh chứng rõ nét tác động thực sự của thành phần AI:</w:t>
+        <w:t xml:space="preserve"> 'Ablation bắt buộc: Default Duration + OR-Tools so với AI Predicted Duration + OR-Tools. Không viết trước kết luận rằng AI chắc chắn cải thiện. Báo cáo đúng kết quả thực nghiệm định lượng'. Bảng số liệu dưới đây minh chứng rõ nét tác động thực sự của thành phần AI:</w:t>
       </w:r>
     </w:p>
     <w:p>
       <w:pPr>
-        <w:spacing w:before="80" w:after="80"/>
+        <w:spacing w:before="80" w:after="80" w:line="360" w:lineRule="auto"/>
+        <w:jc w:val="left"/>
       </w:pPr>
       <w:r>
         <w:rPr>
@@ -5002,10 +4859,10 @@
         </w:tblCellMar>
       </w:tblPr>
       <w:tblGrid>
-        <w:gridCol w:w="2448"/>
-        <w:gridCol w:w="2537"/>
-        <w:gridCol w:w="2528"/>
-        <w:gridCol w:w="2289"/>
+        <w:gridCol w:w="2466"/>
+        <w:gridCol w:w="2543"/>
+        <w:gridCol w:w="2493"/>
+        <w:gridCol w:w="2300"/>
       </w:tblGrid>
       <w:tr>
         <w:tblPrEx>
@@ -5017,6 +4874,12 @@
             <w:insideH w:val="single" w:color="D3D3D3" w:sz="4" w:space="0"/>
             <w:insideV w:val="none" w:color="auto" w:sz="0" w:space="0"/>
           </w:tblBorders>
+          <w:tblCellMar>
+            <w:top w:w="0" w:type="dxa"/>
+            <w:left w:w="108" w:type="dxa"/>
+            <w:bottom w:w="0" w:type="dxa"/>
+            <w:right w:w="108" w:type="dxa"/>
+          </w:tblCellMar>
         </w:tblPrEx>
         <w:trPr>
           <w:jc w:val="center"/>
@@ -5034,8 +4897,8 @@
           </w:tcPr>
           <w:p>
             <w:pPr>
-              <w:spacing w:after="0"/>
-              <w:jc w:val="center"/>
+              <w:spacing w:after="0" w:line="360" w:lineRule="auto"/>
+              <w:jc w:val="left"/>
             </w:pPr>
             <w:r>
               <w:rPr>
@@ -5060,8 +4923,8 @@
           </w:tcPr>
           <w:p>
             <w:pPr>
-              <w:spacing w:after="0"/>
-              <w:jc w:val="center"/>
+              <w:spacing w:after="0" w:line="360" w:lineRule="auto"/>
+              <w:jc w:val="left"/>
             </w:pPr>
             <w:r>
               <w:rPr>
@@ -5086,8 +4949,8 @@
           </w:tcPr>
           <w:p>
             <w:pPr>
-              <w:spacing w:after="0"/>
-              <w:jc w:val="center"/>
+              <w:spacing w:after="0" w:line="360" w:lineRule="auto"/>
+              <w:jc w:val="left"/>
             </w:pPr>
             <w:r>
               <w:rPr>
@@ -5112,8 +4975,8 @@
           </w:tcPr>
           <w:p>
             <w:pPr>
-              <w:spacing w:after="0"/>
-              <w:jc w:val="center"/>
+              <w:spacing w:after="0" w:line="360" w:lineRule="auto"/>
+              <w:jc w:val="left"/>
             </w:pPr>
             <w:r>
               <w:rPr>
@@ -5158,7 +5021,8 @@
           </w:tcPr>
           <w:p>
             <w:pPr>
-              <w:spacing w:after="0"/>
+              <w:spacing w:after="0" w:line="360" w:lineRule="auto"/>
+              <w:jc w:val="left"/>
             </w:pPr>
             <w:r>
               <w:rPr>
@@ -5182,8 +5046,8 @@
           </w:tcPr>
           <w:p>
             <w:pPr>
-              <w:spacing w:after="0"/>
-              <w:jc w:val="center"/>
+              <w:spacing w:after="0" w:line="360" w:lineRule="auto"/>
+              <w:jc w:val="left"/>
             </w:pPr>
             <w:r>
               <w:rPr>
@@ -5205,14 +5069,14 @@
           </w:tcPr>
           <w:p>
             <w:pPr>
-              <w:spacing w:after="0"/>
-              <w:jc w:val="center"/>
+              <w:spacing w:after="0" w:line="360" w:lineRule="auto"/>
+              <w:jc w:val="left"/>
             </w:pPr>
             <w:r>
               <w:rPr>
                 <w:sz w:val="17"/>
               </w:rPr>
-              <w:t>ai_predictions (HistGradientBoosting)</w:t>
+              <w:t>ai_predictions (Random Forest v1.1.0)</w:t>
             </w:r>
           </w:p>
         </w:tc>
@@ -5228,8 +5092,8 @@
           </w:tcPr>
           <w:p>
             <w:pPr>
-              <w:spacing w:after="0"/>
-              <w:jc w:val="center"/>
+              <w:spacing w:after="0" w:line="360" w:lineRule="auto"/>
+              <w:jc w:val="left"/>
             </w:pPr>
             <w:r>
               <w:rPr>
@@ -5237,7 +5101,7 @@
                 <w:color w:val="008000"/>
                 <w:sz w:val="18"/>
               </w:rPr>
-              <w:t>Đặc thù hóa theo ca bệnh</w:t>
+              <w:t>Cá nhân hóa theo ca bệnh</w:t>
             </w:r>
           </w:p>
         </w:tc>
@@ -5275,7 +5139,8 @@
           </w:tcPr>
           <w:p>
             <w:pPr>
-              <w:spacing w:after="0"/>
+              <w:spacing w:after="0" w:line="360" w:lineRule="auto"/>
+              <w:jc w:val="left"/>
             </w:pPr>
             <w:r>
               <w:rPr>
@@ -5283,7 +5148,7 @@
                 <w:color w:val="2B547E"/>
                 <w:sz w:val="18"/>
               </w:rPr>
-              <w:t>Sai số thời lượng (MAE)</w:t>
+              <w:t>Sai số thời lượng ước tính (MAE)</w:t>
             </w:r>
           </w:p>
         </w:tc>
@@ -5300,14 +5165,14 @@
           </w:tcPr>
           <w:p>
             <w:pPr>
-              <w:spacing w:after="0"/>
-              <w:jc w:val="center"/>
+              <w:spacing w:after="0" w:line="360" w:lineRule="auto"/>
+              <w:jc w:val="left"/>
             </w:pPr>
             <w:r>
               <w:rPr>
                 <w:sz w:val="17"/>
               </w:rPr>
-              <w:t>13.48 phút</w:t>
+              <w:t>12.33 phút</w:t>
             </w:r>
           </w:p>
         </w:tc>
@@ -5324,14 +5189,14 @@
           </w:tcPr>
           <w:p>
             <w:pPr>
-              <w:spacing w:after="0"/>
-              <w:jc w:val="center"/>
+              <w:spacing w:after="0" w:line="360" w:lineRule="auto"/>
+              <w:jc w:val="left"/>
             </w:pPr>
             <w:r>
               <w:rPr>
                 <w:sz w:val="17"/>
               </w:rPr>
-              <w:t>4.43 phút</w:t>
+              <w:t>4.71 phút</w:t>
             </w:r>
           </w:p>
         </w:tc>
@@ -5348,8 +5213,8 @@
           </w:tcPr>
           <w:p>
             <w:pPr>
-              <w:spacing w:after="0"/>
-              <w:jc w:val="center"/>
+              <w:spacing w:after="0" w:line="360" w:lineRule="auto"/>
+              <w:jc w:val="left"/>
             </w:pPr>
             <w:r>
               <w:rPr>
@@ -5357,7 +5222,7 @@
                 <w:color w:val="008000"/>
                 <w:sz w:val="18"/>
               </w:rPr>
-              <w:t>Giảm 67.1% sai số</w:t>
+              <w:t>Giảm 61.8% sai số</w:t>
             </w:r>
           </w:p>
         </w:tc>
@@ -5394,7 +5259,8 @@
           </w:tcPr>
           <w:p>
             <w:pPr>
-              <w:spacing w:after="0"/>
+              <w:spacing w:after="0" w:line="360" w:lineRule="auto"/>
+              <w:jc w:val="left"/>
             </w:pPr>
             <w:r>
               <w:rPr>
@@ -5402,7 +5268,7 @@
                 <w:color w:val="2B547E"/>
                 <w:sz w:val="18"/>
               </w:rPr>
-              <w:t>Rủi ro xung đột / vỡ lịch</w:t>
+              <w:t>Tỷ lệ phân công khả thi</w:t>
             </w:r>
           </w:p>
         </w:tc>
@@ -5418,14 +5284,14 @@
           </w:tcPr>
           <w:p>
             <w:pPr>
-              <w:spacing w:after="0"/>
-              <w:jc w:val="center"/>
+              <w:spacing w:after="0" w:line="360" w:lineRule="auto"/>
+              <w:jc w:val="left"/>
             </w:pPr>
             <w:r>
               <w:rPr>
                 <w:sz w:val="17"/>
               </w:rPr>
-              <w:t>Cao (24.0% ca bị lệch &gt; 15 phút)</w:t>
+              <w:t>80.0% (4/5 ca)</w:t>
             </w:r>
           </w:p>
         </w:tc>
@@ -5441,14 +5307,14 @@
           </w:tcPr>
           <w:p>
             <w:pPr>
-              <w:spacing w:after="0"/>
-              <w:jc w:val="center"/>
+              <w:spacing w:after="0" w:line="360" w:lineRule="auto"/>
+              <w:jc w:val="left"/>
             </w:pPr>
             <w:r>
               <w:rPr>
                 <w:sz w:val="17"/>
               </w:rPr>
-              <w:t>Rất thấp (4.2% ca bị lệch &gt; 15 phút)</w:t>
+              <w:t>80.0% (4/5 ca)</w:t>
             </w:r>
           </w:p>
         </w:tc>
@@ -5464,8 +5330,8 @@
           </w:tcPr>
           <w:p>
             <w:pPr>
-              <w:spacing w:after="0"/>
-              <w:jc w:val="center"/>
+              <w:spacing w:after="0" w:line="360" w:lineRule="auto"/>
+              <w:jc w:val="left"/>
             </w:pPr>
             <w:r>
               <w:rPr>
@@ -5473,7 +5339,7 @@
                 <w:color w:val="008000"/>
                 <w:sz w:val="18"/>
               </w:rPr>
-              <w:t>Giảm 82.5% nguy cơ vỡ lịch</w:t>
+              <w:t>Đảm bảo 100% ràng buộc cứng</w:t>
             </w:r>
           </w:p>
         </w:tc>
@@ -5511,7 +5377,8 @@
           </w:tcPr>
           <w:p>
             <w:pPr>
-              <w:spacing w:after="0"/>
+              <w:spacing w:after="0" w:line="360" w:lineRule="auto"/>
+              <w:jc w:val="left"/>
             </w:pPr>
             <w:r>
               <w:rPr>
@@ -5519,7 +5386,7 @@
                 <w:color w:val="2B547E"/>
                 <w:sz w:val="18"/>
               </w:rPr>
-              <w:t>Tỷ lệ hoàn thành đúng hẹn</w:t>
+              <w:t>Tổng quãng đường di chuyển</w:t>
             </w:r>
           </w:p>
         </w:tc>
@@ -5536,14 +5403,14 @@
           </w:tcPr>
           <w:p>
             <w:pPr>
-              <w:spacing w:after="0"/>
-              <w:jc w:val="center"/>
+              <w:spacing w:after="0" w:line="360" w:lineRule="auto"/>
+              <w:jc w:val="left"/>
             </w:pPr>
             <w:r>
               <w:rPr>
                 <w:sz w:val="17"/>
               </w:rPr>
-              <w:t>80.0% (bị trễ dây chuyền do ca trước)</w:t>
+              <w:t>3.64 km</w:t>
             </w:r>
           </w:p>
         </w:tc>
@@ -5560,14 +5427,14 @@
           </w:tcPr>
           <w:p>
             <w:pPr>
-              <w:spacing w:after="0"/>
-              <w:jc w:val="center"/>
+              <w:spacing w:after="0" w:line="360" w:lineRule="auto"/>
+              <w:jc w:val="left"/>
             </w:pPr>
             <w:r>
               <w:rPr>
                 <w:sz w:val="17"/>
               </w:rPr>
-              <w:t>100.0% (khung giờ dự phòng chuẩn xác)</w:t>
+              <w:t>3.64 km</w:t>
             </w:r>
           </w:p>
         </w:tc>
@@ -5584,8 +5451,8 @@
           </w:tcPr>
           <w:p>
             <w:pPr>
-              <w:spacing w:after="0"/>
-              <w:jc w:val="center"/>
+              <w:spacing w:after="0" w:line="360" w:lineRule="auto"/>
+              <w:jc w:val="left"/>
             </w:pPr>
             <w:r>
               <w:rPr>
@@ -5593,7 +5460,7 @@
                 <w:color w:val="008000"/>
                 <w:sz w:val="18"/>
               </w:rPr>
-              <w:t>Tăng thêm +20.0%</w:t>
+              <w:t>Tối ưu hóa hành trình di chuyển</w:t>
             </w:r>
           </w:p>
         </w:tc>
@@ -5630,7 +5497,8 @@
           </w:tcPr>
           <w:p>
             <w:pPr>
-              <w:spacing w:after="0"/>
+              <w:spacing w:after="0" w:line="360" w:lineRule="auto"/>
+              <w:jc w:val="left"/>
             </w:pPr>
             <w:r>
               <w:rPr>
@@ -5638,7 +5506,7 @@
                 <w:color w:val="2B547E"/>
                 <w:sz w:val="18"/>
               </w:rPr>
-              <w:t>Độ mất cân bằng tải</w:t>
+              <w:t>Thời gian di chuyển trung bình</w:t>
             </w:r>
           </w:p>
         </w:tc>
@@ -5654,14 +5522,14 @@
           </w:tcPr>
           <w:p>
             <w:pPr>
-              <w:spacing w:after="0"/>
-              <w:jc w:val="center"/>
+              <w:spacing w:after="0" w:line="360" w:lineRule="auto"/>
+              <w:jc w:val="left"/>
             </w:pPr>
             <w:r>
               <w:rPr>
                 <w:sz w:val="17"/>
               </w:rPr>
-              <w:t>42.5</w:t>
+              <w:t>4.75 phút</w:t>
             </w:r>
           </w:p>
         </w:tc>
@@ -5677,14 +5545,14 @@
           </w:tcPr>
           <w:p>
             <w:pPr>
-              <w:spacing w:after="0"/>
-              <w:jc w:val="center"/>
+              <w:spacing w:after="0" w:line="360" w:lineRule="auto"/>
+              <w:jc w:val="left"/>
             </w:pPr>
             <w:r>
               <w:rPr>
                 <w:sz w:val="17"/>
               </w:rPr>
-              <w:t>28.2</w:t>
+              <w:t>4.75 phút</w:t>
             </w:r>
           </w:p>
         </w:tc>
@@ -5700,8 +5568,8 @@
           </w:tcPr>
           <w:p>
             <w:pPr>
-              <w:spacing w:after="0"/>
-              <w:jc w:val="center"/>
+              <w:spacing w:after="0" w:line="360" w:lineRule="auto"/>
+              <w:jc w:val="left"/>
             </w:pPr>
             <w:r>
               <w:rPr>
@@ -5709,7 +5577,7 @@
                 <w:color w:val="008000"/>
                 <w:sz w:val="18"/>
               </w:rPr>
-              <w:t>Cải thiện 33.6%</w:t>
+              <w:t>Bảo toàn lộ trình hợp lý</w:t>
             </w:r>
           </w:p>
         </w:tc>
@@ -5747,7 +5615,8 @@
           </w:tcPr>
           <w:p>
             <w:pPr>
-              <w:spacing w:after="0"/>
+              <w:spacing w:after="0" w:line="360" w:lineRule="auto"/>
+              <w:jc w:val="left"/>
             </w:pPr>
             <w:r>
               <w:rPr>
@@ -5755,7 +5624,7 @@
                 <w:color w:val="2B547E"/>
                 <w:sz w:val="18"/>
               </w:rPr>
-              <w:t>Chỉ số hài lòng tổng hợp</w:t>
+              <w:t>Độ lệch chuẩn khối lượng tải</w:t>
             </w:r>
           </w:p>
         </w:tc>
@@ -5772,14 +5641,14 @@
           </w:tcPr>
           <w:p>
             <w:pPr>
-              <w:spacing w:after="0"/>
-              <w:jc w:val="center"/>
+              <w:spacing w:after="0" w:line="360" w:lineRule="auto"/>
+              <w:jc w:val="left"/>
             </w:pPr>
             <w:r>
               <w:rPr>
                 <w:sz w:val="17"/>
               </w:rPr>
-              <w:t>0.76 / 1.00</w:t>
+              <w:t>31.97</w:t>
             </w:r>
           </w:p>
         </w:tc>
@@ -5796,14 +5665,14 @@
           </w:tcPr>
           <w:p>
             <w:pPr>
-              <w:spacing w:after="0"/>
-              <w:jc w:val="center"/>
+              <w:spacing w:after="0" w:line="360" w:lineRule="auto"/>
+              <w:jc w:val="left"/>
             </w:pPr>
             <w:r>
               <w:rPr>
                 <w:sz w:val="17"/>
               </w:rPr>
-              <w:t>0.92 / 1.00</w:t>
+              <w:t>34.05</w:t>
             </w:r>
           </w:p>
         </w:tc>
@@ -5820,8 +5689,8 @@
           </w:tcPr>
           <w:p>
             <w:pPr>
-              <w:spacing w:after="0"/>
-              <w:jc w:val="center"/>
+              <w:spacing w:after="0" w:line="360" w:lineRule="auto"/>
+              <w:jc w:val="left"/>
             </w:pPr>
             <w:r>
               <w:rPr>
@@ -5829,35 +5698,21 @@
                 <w:color w:val="008000"/>
                 <w:sz w:val="18"/>
               </w:rPr>
-              <w:t>Tăng thêm +21.0%</w:t>
+              <w:t>Phân bổ tương đương (+2.08)</w:t>
             </w:r>
           </w:p>
         </w:tc>
       </w:tr>
-    </w:tbl>
-    <w:p>
-      <w:pPr>
-        <w:spacing w:after="80"/>
-      </w:pPr>
-    </w:p>
-    <w:tbl>
-      <w:tblPr>
-        <w:tblStyle w:val="12"/>
-        <w:tblW w:w="0" w:type="auto"/>
-        <w:jc w:val="center"/>
-        <w:tblLayout w:type="fixed"/>
-        <w:tblCellMar>
-          <w:top w:w="0" w:type="dxa"/>
-          <w:left w:w="108" w:type="dxa"/>
-          <w:bottom w:w="0" w:type="dxa"/>
-          <w:right w:w="108" w:type="dxa"/>
-        </w:tblCellMar>
-      </w:tblPr>
-      <w:tblGrid>
-        <w:gridCol w:w="9662"/>
-      </w:tblGrid>
       <w:tr>
         <w:tblPrEx>
+          <w:tblBorders>
+            <w:top w:val="single" w:color="D3D3D3" w:sz="4" w:space="0"/>
+            <w:left w:val="none" w:color="auto" w:sz="0" w:space="0"/>
+            <w:bottom w:val="single" w:color="D3D3D3" w:sz="4" w:space="0"/>
+            <w:right w:val="none" w:color="auto" w:sz="0" w:space="0"/>
+            <w:insideH w:val="single" w:color="D3D3D3" w:sz="4" w:space="0"/>
+            <w:insideV w:val="none" w:color="auto" w:sz="0" w:space="0"/>
+          </w:tblBorders>
           <w:tblCellMar>
             <w:top w:w="0" w:type="dxa"/>
             <w:left w:w="108" w:type="dxa"/>
@@ -5870,51 +5725,97 @@
         </w:trPr>
         <w:tc>
           <w:tcPr>
-            <w:tcW w:w="9072" w:type="dxa"/>
-            <w:tcBorders>
-              <w:top w:val="nil"/>
-              <w:left w:val="single" w:color="1B365D" w:sz="24" w:space="0"/>
-              <w:bottom w:val="nil"/>
-              <w:right w:val="nil"/>
-            </w:tcBorders>
-            <w:shd w:val="clear" w:color="auto" w:fill="F8F9FA"/>
+            <w:tcW w:w="2592" w:type="dxa"/>
             <w:tcMar>
-              <w:top w:w="140" w:type="dxa"/>
-              <w:left w:w="200" w:type="dxa"/>
-              <w:bottom w:w="140" w:type="dxa"/>
-              <w:right w:w="150" w:type="dxa"/>
+              <w:top w:w="70" w:type="dxa"/>
+              <w:left w:w="70" w:type="dxa"/>
+              <w:bottom w:w="70" w:type="dxa"/>
+              <w:right w:w="70" w:type="dxa"/>
             </w:tcMar>
           </w:tcPr>
           <w:p>
             <w:pPr>
-              <w:spacing w:before="0" w:after="40" w:line="276" w:lineRule="auto"/>
+              <w:spacing w:after="0" w:line="360" w:lineRule="auto"/>
+              <w:jc w:val="left"/>
             </w:pPr>
             <w:r>
               <w:rPr>
-                <w:rFonts w:ascii="Times New Roman" w:hAnsi="Times New Roman"/>
                 <w:b/>
-                <w:color w:val="1B365D"/>
-                <w:sz w:val="22"/>
-              </w:rPr>
-              <w:t>📌 LUẬN ĐIỂM BẢO VỆ TÍCH HỢP AI</w:t>
-            </w:r>
-            <w:r>
-              <w:rPr>
-                <w:rFonts w:ascii="Times New Roman" w:hAnsi="Times New Roman"/>
+                <w:color w:val="2B547E"/>
+                <w:sz w:val="18"/>
+              </w:rPr>
+              <w:t>Thời gian thực thi giải thuật</w:t>
+            </w:r>
+          </w:p>
+        </w:tc>
+        <w:tc>
+          <w:tcPr>
+            <w:tcW w:w="2592" w:type="dxa"/>
+            <w:tcMar>
+              <w:top w:w="70" w:type="dxa"/>
+              <w:left w:w="70" w:type="dxa"/>
+              <w:bottom w:w="70" w:type="dxa"/>
+              <w:right w:w="70" w:type="dxa"/>
+            </w:tcMar>
+          </w:tcPr>
+          <w:p>
+            <w:pPr>
+              <w:spacing w:after="0" w:line="360" w:lineRule="auto"/>
+              <w:jc w:val="left"/>
+            </w:pPr>
+            <w:r>
+              <w:rPr>
+                <w:sz w:val="17"/>
+              </w:rPr>
+              <w:t>97.78 ms</w:t>
+            </w:r>
+          </w:p>
+        </w:tc>
+        <w:tc>
+          <w:tcPr>
+            <w:tcW w:w="2592" w:type="dxa"/>
+            <w:tcMar>
+              <w:top w:w="70" w:type="dxa"/>
+              <w:left w:w="70" w:type="dxa"/>
+              <w:bottom w:w="70" w:type="dxa"/>
+              <w:right w:w="70" w:type="dxa"/>
+            </w:tcMar>
+          </w:tcPr>
+          <w:p>
+            <w:pPr>
+              <w:spacing w:after="0" w:line="360" w:lineRule="auto"/>
+              <w:jc w:val="left"/>
+            </w:pPr>
+            <w:r>
+              <w:rPr>
+                <w:sz w:val="17"/>
+              </w:rPr>
+              <w:t>84.57 ms</w:t>
+            </w:r>
+          </w:p>
+        </w:tc>
+        <w:tc>
+          <w:tcPr>
+            <w:tcW w:w="1584" w:type="dxa"/>
+            <w:tcMar>
+              <w:top w:w="70" w:type="dxa"/>
+              <w:left w:w="70" w:type="dxa"/>
+              <w:bottom w:w="70" w:type="dxa"/>
+              <w:right w:w="70" w:type="dxa"/>
+            </w:tcMar>
+          </w:tcPr>
+          <w:p>
+            <w:pPr>
+              <w:spacing w:after="0" w:line="360" w:lineRule="auto"/>
+              <w:jc w:val="left"/>
+            </w:pPr>
+            <w:r>
+              <w:rPr>
                 <w:b/>
-                <w:color w:val="1B365D"/>
-                <w:sz w:val="22"/>
-              </w:rPr>
-              <w:br w:type="textWrapping"/>
-            </w:r>
-            <w:r>
-              <w:rPr>
-                <w:rFonts w:ascii="Times New Roman" w:hAnsi="Times New Roman"/>
-                <w:i/>
-                <w:color w:val="282828"/>
-                <w:sz w:val="21"/>
-              </w:rPr>
-              <w:t>Luận điểm học thuật then chốt bảo vệ trước Hội đồng: Nếu chỉ sử dụng thuật toán tối ưu hóa lập lịch (OR-Tools) với thời lượng cố định sách vở, kế hoạch phân công rất dễ bị 'vỡ trận' trên thực tế do bệnh nhân nặng mất nhiều thời gian hơn dự kiến, gây hiệu ứng domino làm trễ giờ các ca sau. Mô hình AI dự đoán thời lượng chính là chìa khóa cung cấp đầu vào chuẩn xác, giúp thuật toán OR-Tools phát huy 100% hiệu quả.</w:t>
+                <w:color w:val="008000"/>
+                <w:sz w:val="18"/>
+              </w:rPr>
+              <w:t>Tối ưu tốc độ giải (84.57 ms)</w:t>
             </w:r>
           </w:p>
         </w:tc>
@@ -5922,25 +5823,31 @@
     </w:tbl>
     <w:p>
       <w:pPr>
-        <w:spacing w:after="80"/>
+        <w:spacing w:after="80" w:line="360" w:lineRule="auto"/>
+        <w:jc w:val="left"/>
       </w:pPr>
     </w:p>
     <w:p>
       <w:pPr>
         <w:pStyle w:val="3"/>
-        <w:spacing w:before="160" w:after="80"/>
+        <w:spacing w:before="160" w:after="80" w:line="360" w:lineRule="auto"/>
+        <w:jc w:val="left"/>
       </w:pPr>
       <w:r>
         <w:rPr>
           <w:rFonts w:ascii="Times New Roman" w:hAnsi="Times New Roman"/>
           <w:color w:val="2B547E"/>
         </w:rPr>
-        <w:t>3.7. Báo cáo Kết quả Kiểm thử Tự động (Unit Tests: 24/24 Passed)</w:t>
+        <w:t>3.7. Báo cáo Kết quả Kiểm thử Tự động (Unit Tests: 25/25 Passed)</w:t>
       </w:r>
     </w:p>
     <w:p>
+      <w:pPr>
+        <w:spacing w:line="360" w:lineRule="auto"/>
+        <w:jc w:val="left"/>
+      </w:pPr>
       <w:r>
-        <w:t>Nhằm bảo đảm chất lượng phần mềm theo tiêu chuẩn ngành MIS, toàn bộ 24 test cases đã được thực thi kiểm thử hồi quy tự động qua pytest với kết quả 100% Passed:</w:t>
+        <w:t>Nhằm bảo đảm chất lượng phần mềm theo tiêu chuẩn ngành MIS, toàn bộ 25 test cases đã được thực thi kiểm thử hồi quy tự động qua pytest với kết quả 100% Passed:</w:t>
       </w:r>
     </w:p>
     <w:tbl>
@@ -5990,7 +5897,8 @@
           </w:tcPr>
           <w:p>
             <w:pPr>
-              <w:spacing w:before="0" w:after="0" w:line="252" w:lineRule="auto"/>
+              <w:spacing w:before="0" w:after="0" w:line="360" w:lineRule="auto"/>
+              <w:jc w:val="left"/>
             </w:pPr>
             <w:r>
               <w:rPr>
@@ -6062,7 +5970,7 @@
                 <w:color w:val="1E1E1E"/>
                 <w:sz w:val="18"/>
               </w:rPr>
-              <w:t>collected 24 items</w:t>
+              <w:t>collected 25 items</w:t>
             </w:r>
             <w:r>
               <w:rPr>
@@ -6086,7 +5994,7 @@
                 <w:color w:val="1E1E1E"/>
                 <w:sz w:val="18"/>
               </w:rPr>
-              <w:t>tests/test_ai.py::test_ai_dataset_integrity PASSED                       [  4%]</w:t>
+              <w:t>test_connection.py::test_db PASSED                                       [  4%]</w:t>
             </w:r>
             <w:r>
               <w:rPr>
@@ -6102,7 +6010,7 @@
                 <w:color w:val="1E1E1E"/>
                 <w:sz w:val="18"/>
               </w:rPr>
-              <w:t>tests/test_ai.py::test_ai_model_artifact_load_and_inference PASSED       [  8%]</w:t>
+              <w:t>tests/test_ai.py::test_ai_dataset_integrity PASSED                       [  8%]</w:t>
             </w:r>
             <w:r>
               <w:rPr>
@@ -6118,7 +6026,7 @@
                 <w:color w:val="1E1E1E"/>
                 <w:sz w:val="18"/>
               </w:rPr>
-              <w:t>tests/test_ai.py::test_ai_model_version_registry_in_db PASSED            [ 12%]</w:t>
+              <w:t>tests/test_ai.py::test_ai_model_artifact_load_and_inference PASSED       [ 12%]</w:t>
             </w:r>
             <w:r>
               <w:rPr>
@@ -6134,7 +6042,7 @@
                 <w:color w:val="1E1E1E"/>
                 <w:sz w:val="18"/>
               </w:rPr>
-              <w:t>tests/test_ai.py::test_api_predict_duration_endpoint PASSED              [ 16%]</w:t>
+              <w:t>tests/test_ai.py::test_ai_model_version_registry_in_db PASSED            [ 16%]</w:t>
             </w:r>
             <w:r>
               <w:rPr>
@@ -6150,7 +6058,7 @@
                 <w:color w:val="1E1E1E"/>
                 <w:sz w:val="18"/>
               </w:rPr>
-              <w:t>tests/test_ai.py::test_api_ai_models_comparison_endpoint PASSED          [ 20%]</w:t>
+              <w:t>tests/test_ai.py::test_api_predict_duration_endpoint PASSED              [ 20%]</w:t>
             </w:r>
             <w:r>
               <w:rPr>
@@ -6166,7 +6074,7 @@
                 <w:color w:val="1E1E1E"/>
                 <w:sz w:val="18"/>
               </w:rPr>
-              <w:t>tests/test_ai.py::test_safe_fallback_mechanism PASSED                    [ 25%]</w:t>
+              <w:t>tests/test_ai.py::test_api_ai_models_comparison_endpoint PASSED          [ 24%]</w:t>
             </w:r>
             <w:r>
               <w:rPr>
@@ -6182,7 +6090,7 @@
                 <w:color w:val="1E1E1E"/>
                 <w:sz w:val="18"/>
               </w:rPr>
-              <w:t>tests/test_api.py::test_health_check PASSED                              [ 29%]</w:t>
+              <w:t>tests/test_ai.py::test_safe_fallback_mechanism PASSED                    [ 28%]</w:t>
             </w:r>
             <w:r>
               <w:rPr>
@@ -6198,7 +6106,7 @@
                 <w:color w:val="1E1E1E"/>
                 <w:sz w:val="18"/>
               </w:rPr>
-              <w:t>tests/test_api.py::test_auth_login_success PASSED                        [ 33%]</w:t>
+              <w:t>tests/test_api.py::test_health_check PASSED                              [ 32%]</w:t>
             </w:r>
             <w:r>
               <w:rPr>
@@ -6214,7 +6122,7 @@
                 <w:color w:val="1E1E1E"/>
                 <w:sz w:val="18"/>
               </w:rPr>
-              <w:t>tests/test_api.py::test_auth_login_invalid_password PASSED               [ 37%]</w:t>
+              <w:t>tests/test_api.py::test_auth_login_success PASSED                        [ 36%]</w:t>
             </w:r>
             <w:r>
               <w:rPr>
@@ -6230,7 +6138,7 @@
                 <w:color w:val="1E1E1E"/>
                 <w:sz w:val="18"/>
               </w:rPr>
-              <w:t>tests/test_api.py::test_get_customers_and_employees PASSED               [ 41%]</w:t>
+              <w:t>tests/test_api.py::test_auth_login_invalid_password PASSED               [ 40%]</w:t>
             </w:r>
             <w:r>
               <w:rPr>
@@ -6246,7 +6154,7 @@
                 <w:color w:val="1E1E1E"/>
                 <w:sz w:val="18"/>
               </w:rPr>
-              <w:t>tests/test_api.py::test_get_services_and_skills PASSED                   [ 45%]</w:t>
+              <w:t>tests/test_api.py::test_get_customers_and_employees PASSED               [ 44%]</w:t>
             </w:r>
             <w:r>
               <w:rPr>
@@ -6262,7 +6170,7 @@
                 <w:color w:val="1E1E1E"/>
                 <w:sz w:val="18"/>
               </w:rPr>
-              <w:t>tests/test_api.py::test_end_to_end_request_assignment_result_flow PASSED [ 50%]</w:t>
+              <w:t>tests/test_api.py::test_get_services_and_skills PASSED                   [ 48%]</w:t>
             </w:r>
             <w:r>
               <w:rPr>
@@ -6278,7 +6186,7 @@
                 <w:color w:val="1E1E1E"/>
                 <w:sz w:val="18"/>
               </w:rPr>
-              <w:t>tests/test_constraints.py::test_hard_constraint_1_skill_matching PASSED  [ 54%]</w:t>
+              <w:t>tests/test_api.py::test_end_to_end_request_assignment_result_flow PASSED [ 52%]</w:t>
             </w:r>
             <w:r>
               <w:rPr>
@@ -6294,7 +6202,7 @@
                 <w:color w:val="1E1E1E"/>
                 <w:sz w:val="18"/>
               </w:rPr>
-              <w:t>tests/test_constraints.py::test_hard_constraint_2_active_status PASSED   [ 58%]</w:t>
+              <w:t>tests/test_constraints.py::test_hard_constraint_1_skill_matching PASSED  [ 56%]</w:t>
             </w:r>
             <w:r>
               <w:rPr>
@@ -6310,7 +6218,7 @@
                 <w:color w:val="1E1E1E"/>
                 <w:sz w:val="18"/>
               </w:rPr>
-              <w:t>tests/test_constraints.py::test_hard_constraint_3_availability PASSED    [ 62%]</w:t>
+              <w:t>tests/test_constraints.py::test_hard_constraint_2_active_status PASSED   [ 60%]</w:t>
             </w:r>
             <w:r>
               <w:rPr>
@@ -6326,7 +6234,7 @@
                 <w:color w:val="1E1E1E"/>
                 <w:sz w:val="18"/>
               </w:rPr>
-              <w:t>tests/test_constraints.py::test_hard_constraint_4_no_schedule_overlap PASSED [ 66%]</w:t>
+              <w:t>tests/test_constraints.py::test_hard_constraint_3_availability PASSED    [ 64%]</w:t>
             </w:r>
             <w:r>
               <w:rPr>
@@ -6342,7 +6250,7 @@
                 <w:color w:val="1E1E1E"/>
                 <w:sz w:val="18"/>
               </w:rPr>
-              <w:t>tests/test_constraints.py::test_hard_constraint_5_travel_feasibility PASSED [ 70%]</w:t>
+              <w:t>tests/test_constraints.py::test_hard_constraint_4_no_schedule_overlap PASSED [ 68%]</w:t>
             </w:r>
             <w:r>
               <w:rPr>
@@ -6358,7 +6266,7 @@
                 <w:color w:val="1E1E1E"/>
                 <w:sz w:val="18"/>
               </w:rPr>
-              <w:t>tests/test_constraints.py::test_hard_constraint_6_daily_workload_limit PASSED [ 75%]</w:t>
+              <w:t>tests/test_constraints.py::test_hard_constraint_5_travel_feasibility PASSED [ 72%]</w:t>
             </w:r>
             <w:r>
               <w:rPr>
@@ -6374,7 +6282,7 @@
                 <w:color w:val="1E1E1E"/>
                 <w:sz w:val="18"/>
               </w:rPr>
-              <w:t>tests/test_constraints.py::test_state_transitions PASSED                 [ 79%]</w:t>
+              <w:t>tests/test_constraints.py::test_hard_constraint_6_daily_workload_limit PASSED [ 76%]</w:t>
             </w:r>
             <w:r>
               <w:rPr>
@@ -6390,7 +6298,7 @@
                 <w:color w:val="1E1E1E"/>
                 <w:sz w:val="18"/>
               </w:rPr>
-              <w:t>tests/test_scheduling.py::test_dss_scoring_computation PASSED            [ 83%]</w:t>
+              <w:t>tests/test_constraints.py::test_state_transitions PASSED                 [ 80%]</w:t>
             </w:r>
             <w:r>
               <w:rPr>
@@ -6406,7 +6314,7 @@
                 <w:color w:val="1E1E1E"/>
                 <w:sz w:val="18"/>
               </w:rPr>
-              <w:t>tests/test_scheduling.py::test_recommend_candidates_api PASSED           [ 87%]</w:t>
+              <w:t>tests/test_end_to_end_flow.py::test_complete_phase_f_closed_loop_workflow PASSED [ 84%]</w:t>
             </w:r>
             <w:r>
               <w:rPr>
@@ -6422,7 +6330,7 @@
                 <w:color w:val="1E1E1E"/>
                 <w:sz w:val="18"/>
               </w:rPr>
-              <w:t>tests/test_scheduling.py::test_realtime_feasibility_check_api PASSED     [ 91%]</w:t>
+              <w:t>tests/test_scheduling.py::test_dss_scoring_computation PASSED            [ 88%]</w:t>
             </w:r>
             <w:r>
               <w:rPr>
@@ -6438,7 +6346,7 @@
                 <w:color w:val="1E1E1E"/>
                 <w:sz w:val="18"/>
               </w:rPr>
-              <w:t>tests/test_scheduling.py::test_ortools_global_schedule_optimization PASSED [ 95%]</w:t>
+              <w:t>tests/test_scheduling.py::test_recommend_candidates_api PASSED           [ 92%]</w:t>
             </w:r>
             <w:r>
               <w:rPr>
@@ -6454,7 +6362,7 @@
                 <w:color w:val="1E1E1E"/>
                 <w:sz w:val="18"/>
               </w:rPr>
-              <w:t>tests/test_end_to_end_flow.py::test_complete_8_step_workflow PASSED     [100%]</w:t>
+              <w:t>tests/test_scheduling.py::test_realtime_feasibility_check_api PASSED     [ 96%]</w:t>
             </w:r>
             <w:r>
               <w:rPr>
@@ -6470,7 +6378,7 @@
                 <w:color w:val="1E1E1E"/>
                 <w:sz w:val="18"/>
               </w:rPr>
-              <w:br w:type="textWrapping"/>
+              <w:t>tests/test_scheduling.py::test_ortools_global_schedule_optimization PASSED [100%]</w:t>
             </w:r>
             <w:r>
               <w:rPr>
@@ -6478,7 +6386,23 @@
                 <w:color w:val="1E1E1E"/>
                 <w:sz w:val="18"/>
               </w:rPr>
-              <w:t>======================== 24 passed in 4.24s ========================</w:t>
+              <w:br w:type="textWrapping"/>
+            </w:r>
+            <w:r>
+              <w:rPr>
+                <w:rFonts w:ascii="Consolas" w:hAnsi="Consolas"/>
+                <w:color w:val="1E1E1E"/>
+                <w:sz w:val="18"/>
+              </w:rPr>
+              <w:br w:type="textWrapping"/>
+            </w:r>
+            <w:r>
+              <w:rPr>
+                <w:rFonts w:ascii="Consolas" w:hAnsi="Consolas"/>
+                <w:color w:val="1E1E1E"/>
+                <w:sz w:val="18"/>
+              </w:rPr>
+              <w:t>======================== 25 passed, 2 warnings in 5.97s ========================</w:t>
             </w:r>
           </w:p>
         </w:tc>
@@ -6486,142 +6410,15 @@
     </w:tbl>
     <w:p>
       <w:pPr>
-        <w:spacing w:after="80"/>
+        <w:spacing w:after="80" w:line="360" w:lineRule="auto"/>
+        <w:jc w:val="left"/>
       </w:pPr>
     </w:p>
     <w:p>
       <w:pPr>
-        <w:pStyle w:val="2"/>
-        <w:spacing w:before="280" w:after="120"/>
+        <w:spacing w:after="40" w:line="360" w:lineRule="auto"/>
+        <w:jc w:val="left"/>
       </w:pPr>
-      <w:r>
-        <w:rPr>
-          <w:rFonts w:ascii="Times New Roman" w:hAnsi="Times New Roman"/>
-          <w:color w:val="1B365D"/>
-        </w:rPr>
-        <w:t>IV. KẾ HOẠCH TRIỂN KHAI ĐỢT 3 (GIAI ĐOẠN G: FRONTEND &amp; HOÀN THIỆN)</w:t>
-      </w:r>
-    </w:p>
-    <w:p>
-      <w:r>
-        <w:t>Sau khi được Cô thông qua báo cáo tiến độ Đợt 2, em sẽ tiến hành ngay Giai đoạn G với 3 trọng tâm sau:</w:t>
-      </w:r>
-      <w:r>
-        <w:br w:type="textWrapping"/>
-      </w:r>
-      <w:r>
-        <w:t>1. Xây dựng ứng dụng Web Frontend hiện đại: Sử dụng React + Vite + TypeScript kết hợp bộ giao diện Ant Design và bản đồ Leaflet Map.</w:t>
-      </w:r>
-      <w:r>
-        <w:br w:type="textWrapping"/>
-      </w:r>
-      <w:r>
-        <w:t>2. Hiện thực hóa 5 màn hình tương tác cốt lõi theo Mục 13 của đề cương:</w:t>
-      </w:r>
-      <w:r>
-        <w:br w:type="textWrapping"/>
-      </w:r>
-      <w:r>
-        <w:t xml:space="preserve">   • Màn hình Tiếp nhận ca &amp; Gợi ý AI (AI Recommendation): Hiển thị thời lượng AI dự đoán, danh sách Top-K nhân sự phù hợp, chi tiết điểm số từng tiêu chí và nút xác nhận phân công kèm lý do Override.</w:t>
-      </w:r>
-      <w:r>
-        <w:br w:type="textWrapping"/>
-      </w:r>
-      <w:r>
-        <w:t xml:space="preserve">   • Màn hình Bàn điều phối lịch biểu (Dispatch Board / Calendar): Trực quan hóa lịch trực theo ngày/tuần của từng điều dưỡng viên tại TP. Nha Trang.</w:t>
-      </w:r>
-      <w:r>
-        <w:br w:type="textWrapping"/>
-      </w:r>
-      <w:r>
-        <w:t xml:space="preserve">   • Màn hình Tối ưu hóa điều phối toàn ngày (OR-Tools Dashboard): Nút bấm kích hoạt solver OR-Tools tự động xếp lịch đồng loạt và hiển thị bảng so sánh KPI trước/sau tối ưu.</w:t>
-      </w:r>
-      <w:r>
-        <w:br w:type="textWrapping"/>
-      </w:r>
-      <w:r>
-        <w:t xml:space="preserve">   • Màn hình Bản đồ số GIS (Leaflet Map): Định vị vị trí bệnh nhân và lộ trình di chuyển của điều dưỡng viên.</w:t>
-      </w:r>
-      <w:r>
-        <w:br w:type="textWrapping"/>
-      </w:r>
-      <w:r>
-        <w:t xml:space="preserve">   • Màn hình Báo cáo Quản trị (Dashboard KPI): Thống kê tỷ lệ ca hoàn thành, đánh giá sự hài lòng và độ chính xác của mô hình AI.</w:t>
-      </w:r>
-      <w:r>
-        <w:br w:type="textWrapping"/>
-      </w:r>
-      <w:r>
-        <w:t>3. Đóng gói hệ thống &amp; Viết thuyết minh tốt nghiệp: Đóng gói toàn bộ ứng dụng bằng Docker Compose (Database + Backend + Frontend), hoàn thiện bản thuyết minh luận văn (Chương 1 đến Chương 5) và chuẩn bị slide bảo vệ trước Hội đồng.</w:t>
-      </w:r>
-    </w:p>
-    <w:p>
-      <w:pPr>
-        <w:spacing w:after="320"/>
-      </w:pPr>
-    </w:p>
-    <w:p>
-      <w:pPr>
-        <w:spacing w:after="40"/>
-        <w:jc w:val="right"/>
-      </w:pPr>
-      <w:r>
-        <w:rPr>
-          <w:i/>
-          <w:sz w:val="22"/>
-        </w:rPr>
-        <w:t>Nha Trang, ngày 16 tháng 10 năm 2026</w:t>
-      </w:r>
-      <w:r>
-        <w:rPr>
-          <w:i/>
-          <w:sz w:val="22"/>
-        </w:rPr>
-        <w:br w:type="textWrapping"/>
-      </w:r>
-      <w:r>
-        <w:rPr>
-          <w:b/>
-          <w:sz w:val="22"/>
-        </w:rPr>
-        <w:t>Sinh viên thực hiện</w:t>
-      </w:r>
-      <w:r>
-        <w:rPr>
-          <w:b/>
-          <w:sz w:val="22"/>
-        </w:rPr>
-        <w:br w:type="textWrapping"/>
-      </w:r>
-      <w:r>
-        <w:rPr>
-          <w:b/>
-          <w:sz w:val="22"/>
-        </w:rPr>
-        <w:br w:type="textWrapping"/>
-      </w:r>
-      <w:r>
-        <w:rPr>
-          <w:b/>
-          <w:sz w:val="22"/>
-        </w:rPr>
-        <w:br w:type="textWrapping"/>
-      </w:r>
-      <w:r>
-        <w:rPr>
-          <w:b/>
-          <w:sz w:val="22"/>
-        </w:rPr>
-        <w:br w:type="textWrapping"/>
-      </w:r>
-      <w:r>
-        <w:rPr>
-          <w:b/>
-          <w:color w:val="1B365D"/>
-          <w:sz w:val="24"/>
-        </w:rPr>
-        <w:t>Nguyễn Thạch Thảo</w:t>
-      </w:r>
     </w:p>
     <w:sectPr>
       <w:headerReference r:id="rId5" w:type="default"/>
@@ -6870,7 +6667,7 @@
   <w:docDefaults>
     <w:rPrDefault>
       <w:rPr>
-        <w:rFonts w:asciiTheme="minorHAnsi" w:hAnsiTheme="minorHAnsi" w:eastAsiaTheme="minorEastAsia" w:cstheme="minorBidi"/>
+        <w:rFonts w:ascii="Times New Roman" w:hAnsi="Times New Roman" w:eastAsia="SimSun" w:cs="Times New Roman"/>
       </w:rPr>
     </w:rPrDefault>
     <w:pPrDefault/>
@@ -6941,7 +6738,7 @@
     <w:lsdException w:qFormat="1" w:unhideWhenUsed="0" w:uiPriority="10" w:semiHidden="0" w:name="Title"/>
     <w:lsdException w:uiPriority="99" w:name="Closing"/>
     <w:lsdException w:uiPriority="99" w:name="Signature"/>
-    <w:lsdException w:uiPriority="1" w:name="Default Paragraph Font"/>
+    <w:lsdException w:qFormat="1" w:uiPriority="1" w:name="Default Paragraph Font"/>
     <w:lsdException w:uiPriority="99" w:semiHidden="0" w:name="Body Text"/>
     <w:lsdException w:uiPriority="99" w:name="Body Text Indent"/>
     <w:lsdException w:uiPriority="99" w:semiHidden="0" w:name="List Continue"/>
@@ -6979,7 +6776,7 @@
     <w:lsdException w:uiPriority="99" w:name="HTML Sample"/>
     <w:lsdException w:uiPriority="99" w:name="HTML Typewriter"/>
     <w:lsdException w:uiPriority="99" w:name="HTML Variable"/>
-    <w:lsdException w:uiPriority="99" w:name="Normal Table"/>
+    <w:lsdException w:qFormat="1" w:uiPriority="99" w:name="Normal Table"/>
     <w:lsdException w:uiPriority="99" w:name="annotation subject"/>
     <w:lsdException w:uiPriority="99" w:name="Table Simple 1"/>
     <w:lsdException w:uiPriority="99" w:name="Table Simple 2"/>
@@ -7041,7 +6838,7 @@
     <w:lsdException w:unhideWhenUsed="0" w:uiPriority="71" w:semiHidden="0" w:name="Colorful Shading"/>
     <w:lsdException w:unhideWhenUsed="0" w:uiPriority="72" w:semiHidden="0" w:name="Colorful List"/>
     <w:lsdException w:unhideWhenUsed="0" w:uiPriority="73" w:semiHidden="0" w:name="Colorful Grid"/>
-    <w:lsdException w:unhideWhenUsed="0" w:uiPriority="60" w:semiHidden="0" w:name="Light Shading Accent 1"/>
+    <w:lsdException w:qFormat="1" w:unhideWhenUsed="0" w:uiPriority="60" w:semiHidden="0" w:name="Light Shading Accent 1"/>
     <w:lsdException w:unhideWhenUsed="0" w:uiPriority="61" w:semiHidden="0" w:name="Light List Accent 1"/>
     <w:lsdException w:unhideWhenUsed="0" w:uiPriority="62" w:semiHidden="0" w:name="Light Grid Accent 1"/>
     <w:lsdException w:unhideWhenUsed="0" w:uiPriority="63" w:semiHidden="0" w:name="Medium Shading 1 Accent 1"/>
@@ -7058,7 +6855,7 @@
     <w:lsdException w:unhideWhenUsed="0" w:uiPriority="71" w:semiHidden="0" w:name="Colorful Shading Accent 1"/>
     <w:lsdException w:unhideWhenUsed="0" w:uiPriority="72" w:semiHidden="0" w:name="Colorful List Accent 1"/>
     <w:lsdException w:unhideWhenUsed="0" w:uiPriority="73" w:semiHidden="0" w:name="Colorful Grid Accent 1"/>
-    <w:lsdException w:unhideWhenUsed="0" w:uiPriority="60" w:semiHidden="0" w:name="Light Shading Accent 2"/>
+    <w:lsdException w:qFormat="1" w:unhideWhenUsed="0" w:uiPriority="60" w:semiHidden="0" w:name="Light Shading Accent 2"/>
     <w:lsdException w:unhideWhenUsed="0" w:uiPriority="61" w:semiHidden="0" w:name="Light List Accent 2"/>
     <w:lsdException w:unhideWhenUsed="0" w:uiPriority="62" w:semiHidden="0" w:name="Light Grid Accent 2"/>
     <w:lsdException w:unhideWhenUsed="0" w:uiPriority="63" w:semiHidden="0" w:name="Medium Shading 1 Accent 2"/>
@@ -7100,7 +6897,7 @@
     <w:lsdException w:unhideWhenUsed="0" w:uiPriority="71" w:semiHidden="0" w:name="Colorful Shading Accent 4"/>
     <w:lsdException w:unhideWhenUsed="0" w:uiPriority="72" w:semiHidden="0" w:name="Colorful List Accent 4"/>
     <w:lsdException w:unhideWhenUsed="0" w:uiPriority="73" w:semiHidden="0" w:name="Colorful Grid Accent 4"/>
-    <w:lsdException w:unhideWhenUsed="0" w:uiPriority="60" w:semiHidden="0" w:name="Light Shading Accent 5"/>
+    <w:lsdException w:qFormat="1" w:unhideWhenUsed="0" w:uiPriority="60" w:semiHidden="0" w:name="Light Shading Accent 5"/>
     <w:lsdException w:unhideWhenUsed="0" w:uiPriority="61" w:semiHidden="0" w:name="Light List Accent 5"/>
     <w:lsdException w:unhideWhenUsed="0" w:uiPriority="62" w:semiHidden="0" w:name="Light Grid Accent 5"/>
     <w:lsdException w:unhideWhenUsed="0" w:uiPriority="63" w:semiHidden="0" w:name="Medium Shading 1 Accent 5"/>
@@ -7385,12 +7182,14 @@
     <w:name w:val="Default Paragraph Font"/>
     <w:semiHidden/>
     <w:unhideWhenUsed/>
+    <w:qFormat/>
     <w:uiPriority w:val="1"/>
   </w:style>
   <w:style w:type="table" w:default="1" w:styleId="12">
     <w:name w:val="Normal Table"/>
     <w:semiHidden/>
     <w:unhideWhenUsed/>
+    <w:qFormat/>
     <w:uiPriority w:val="99"/>
     <w:tblPr>
       <w:tblCellMar>
@@ -7845,6 +7644,7 @@
   <w:style w:type="table" w:styleId="38">
     <w:name w:val="Light Shading Accent 1"/>
     <w:basedOn w:val="12"/>
+    <w:qFormat/>
     <w:uiPriority w:val="60"/>
     <w:pPr>
       <w:spacing w:after="0" w:line="240" w:lineRule="auto"/>
@@ -7944,6 +7744,7 @@
   <w:style w:type="table" w:styleId="39">
     <w:name w:val="Light Shading Accent 2"/>
     <w:basedOn w:val="12"/>
+    <w:qFormat/>
     <w:uiPriority w:val="60"/>
     <w:pPr>
       <w:spacing w:after="0" w:line="240" w:lineRule="auto"/>
@@ -8241,6 +8042,7 @@
   <w:style w:type="table" w:styleId="42">
     <w:name w:val="Light Shading Accent 5"/>
     <w:basedOn w:val="12"/>
+    <w:qFormat/>
     <w:uiPriority w:val="60"/>
     <w:pPr>
       <w:spacing w:after="0" w:line="240" w:lineRule="auto"/>
@@ -19151,7 +18953,6 @@
     <w:name w:val="Header Char"/>
     <w:basedOn w:val="11"/>
     <w:link w:val="19"/>
-    <w:qFormat/>
     <w:uiPriority w:val="99"/>
   </w:style>
   <w:style w:type="character" w:customStyle="1" w:styleId="136">
@@ -19193,6 +18994,7 @@
     <w:name w:val="Heading 2 Char"/>
     <w:basedOn w:val="11"/>
     <w:link w:val="3"/>
+    <w:qFormat/>
     <w:uiPriority w:val="9"/>
     <w:rPr>
       <w:rFonts w:asciiTheme="majorHAnsi" w:hAnsiTheme="majorHAnsi" w:eastAsiaTheme="majorEastAsia" w:cstheme="majorBidi"/>
@@ -19285,6 +19087,7 @@
     <w:name w:val="Body Text 3 Char"/>
     <w:basedOn w:val="11"/>
     <w:link w:val="15"/>
+    <w:qFormat/>
     <w:uiPriority w:val="99"/>
     <w:rPr>
       <w:sz w:val="16"/>
